--- a/ProjetoAtualizado04072026 (1).docx
+++ b/ProjetoAtualizado04072026 (1).docx
@@ -4126,335 +4126,7 @@
         </w:rPr>
       </w:pPr>
       <w:r>
-        <w:rPr>
-          <w:rFonts w:ascii="Times New Roman" w:cs="Times New Roman" w:eastAsia="Times New Roman" w:hAnsi="Times New Roman"/>
-          <w:b w:val="0"/>
-          <w:bCs w:val="0"/>
-          <w:i w:val="0"/>
-          <w:iCs w:val="0"/>
-          <w:smallCaps w:val="0"/>
-          <w:strike w:val="0"/>
-          <w:color w:val="000000"/>
-          <w:sz w:val="24"/>
-          <w:szCs w:val="24"/>
-          <w:u w:val="none"/>
-          <w:shd w:fill="auto" w:val="clear"/>
-          <w:vertAlign w:val="baseline"/>
-          <w:rtl w:val="0"/>
-        </w:rPr>
-        <w:t xml:space="preserve">As infecções relacionadas à assistência à saúde (IRAS) constituem um grave problema de saúde pública, impactando diretamente a morbimortalidade de pacientes hospitalizados. Embora as superfícies de contato direto recebam constante atenção em protocolos de higienização, superfícies de contato indireto e menor vigilância no ambiente hospitalar — como cortinas divisórias de leitos, grades de camas, suportes de soro e painéis de controle de bombas de infusão — podem atuar como reservatórios persistentes de patógenos multirresistentes. Este estudo tem como objetivo avaliar a presença e o perfil de multirresistência de bactérias de importância epidemiológica e clínica presentes em superfícies inanimadas no Hospital de Clínicas da Universidade Federal de Uberlândia (HC-UFU). As bactérias investigadas serão </w:t>
-      </w:r>
-      <w:r>
-        <w:rPr>
-          <w:rFonts w:ascii="Times New Roman" w:cs="Times New Roman" w:eastAsia="Times New Roman" w:hAnsi="Times New Roman"/>
-          <w:b w:val="0"/>
-          <w:bCs w:val="0"/>
-          <w:i w:val="1"/>
-          <w:iCs w:val="1"/>
-          <w:smallCaps w:val="0"/>
-          <w:strike w:val="0"/>
-          <w:color w:val="000000"/>
-          <w:sz w:val="24"/>
-          <w:szCs w:val="24"/>
-          <w:u w:val="none"/>
-          <w:shd w:fill="auto" w:val="clear"/>
-          <w:vertAlign w:val="baseline"/>
-          <w:rtl w:val="0"/>
-        </w:rPr>
-        <w:t xml:space="preserve">Klebsiella </w:t>
-      </w:r>
-      <w:r>
-        <w:rPr>
-          <w:i w:val="1"/>
-          <w:iCs w:val="1"/>
-          <w:sz w:val="24"/>
-          <w:szCs w:val="24"/>
-          <w:rtl w:val="0"/>
-        </w:rPr>
-        <w:t xml:space="preserve">pneumoniae</w:t>
-      </w:r>
-      <w:r>
-        <w:rPr>
-          <w:rFonts w:ascii="Times New Roman" w:cs="Times New Roman" w:eastAsia="Times New Roman" w:hAnsi="Times New Roman"/>
-          <w:b w:val="0"/>
-          <w:bCs w:val="0"/>
-          <w:i w:val="0"/>
-          <w:iCs w:val="0"/>
-          <w:smallCaps w:val="0"/>
-          <w:strike w:val="0"/>
-          <w:color w:val="000000"/>
-          <w:sz w:val="24"/>
-          <w:szCs w:val="24"/>
-          <w:u w:val="none"/>
-          <w:shd w:fill="auto" w:val="clear"/>
-          <w:vertAlign w:val="baseline"/>
-          <w:rtl w:val="0"/>
-        </w:rPr>
-        <w:t xml:space="preserve"> resistente aos carbapenêmicos (KPC), </w:t>
-      </w:r>
-      <w:r>
-        <w:rPr>
-          <w:rFonts w:ascii="Times New Roman" w:cs="Times New Roman" w:eastAsia="Times New Roman" w:hAnsi="Times New Roman"/>
-          <w:b w:val="0"/>
-          <w:bCs w:val="0"/>
-          <w:i w:val="1"/>
-          <w:iCs w:val="1"/>
-          <w:smallCaps w:val="0"/>
-          <w:strike w:val="0"/>
-          <w:color w:val="000000"/>
-          <w:sz w:val="24"/>
-          <w:szCs w:val="24"/>
-          <w:u w:val="none"/>
-          <w:shd w:fill="auto" w:val="clear"/>
-          <w:vertAlign w:val="baseline"/>
-          <w:rtl w:val="0"/>
-        </w:rPr>
-        <w:t xml:space="preserve">Pseudomonas aeruginosa</w:t>
-      </w:r>
-      <w:r>
-        <w:rPr>
-          <w:rFonts w:ascii="Times New Roman" w:cs="Times New Roman" w:eastAsia="Times New Roman" w:hAnsi="Times New Roman"/>
-          <w:b w:val="0"/>
-          <w:bCs w:val="0"/>
-          <w:i w:val="0"/>
-          <w:iCs w:val="0"/>
-          <w:smallCaps w:val="0"/>
-          <w:strike w:val="0"/>
-          <w:color w:val="000000"/>
-          <w:sz w:val="24"/>
-          <w:szCs w:val="24"/>
-          <w:u w:val="none"/>
-          <w:shd w:fill="auto" w:val="clear"/>
-          <w:vertAlign w:val="baseline"/>
-          <w:rtl w:val="0"/>
-        </w:rPr>
-        <w:t xml:space="preserve"> multirresistente, </w:t>
-      </w:r>
-      <w:r>
-        <w:rPr>
-          <w:i w:val="1"/>
-          <w:iCs w:val="1"/>
-          <w:sz w:val="24"/>
-          <w:szCs w:val="24"/>
-          <w:rtl w:val="0"/>
-        </w:rPr>
-        <w:t xml:space="preserve">Acinetobacter</w:t>
-      </w:r>
-      <w:r>
-        <w:rPr>
-          <w:rFonts w:ascii="Times New Roman" w:cs="Times New Roman" w:eastAsia="Times New Roman" w:hAnsi="Times New Roman"/>
-          <w:b w:val="0"/>
-          <w:bCs w:val="0"/>
-          <w:i w:val="1"/>
-          <w:iCs w:val="1"/>
-          <w:smallCaps w:val="0"/>
-          <w:strike w:val="0"/>
-          <w:color w:val="000000"/>
-          <w:sz w:val="24"/>
-          <w:szCs w:val="24"/>
-          <w:u w:val="none"/>
-          <w:shd w:fill="auto" w:val="clear"/>
-          <w:vertAlign w:val="baseline"/>
-          <w:rtl w:val="0"/>
-        </w:rPr>
-        <w:t xml:space="preserve"> baumannii </w:t>
-      </w:r>
-      <w:r>
-        <w:rPr>
-          <w:rFonts w:ascii="Times New Roman" w:cs="Times New Roman" w:eastAsia="Times New Roman" w:hAnsi="Times New Roman"/>
-          <w:b w:val="0"/>
-          <w:bCs w:val="0"/>
-          <w:i w:val="0"/>
-          <w:iCs w:val="0"/>
-          <w:smallCaps w:val="0"/>
-          <w:strike w:val="0"/>
-          <w:color w:val="000000"/>
-          <w:sz w:val="24"/>
-          <w:szCs w:val="24"/>
-          <w:u w:val="none"/>
-          <w:shd w:fill="auto" w:val="clear"/>
-          <w:vertAlign w:val="baseline"/>
-          <w:rtl w:val="0"/>
-        </w:rPr>
-        <w:t xml:space="preserve">multirresistente, enterococos resistentes à vancomicina (VRE) e </w:t>
-      </w:r>
-      <w:r>
-        <w:rPr>
-          <w:rFonts w:ascii="Times New Roman" w:cs="Times New Roman" w:eastAsia="Times New Roman" w:hAnsi="Times New Roman"/>
-          <w:b w:val="0"/>
-          <w:bCs w:val="0"/>
-          <w:i w:val="1"/>
-          <w:iCs w:val="1"/>
-          <w:smallCaps w:val="0"/>
-          <w:strike w:val="0"/>
-          <w:color w:val="000000"/>
-          <w:sz w:val="24"/>
-          <w:szCs w:val="24"/>
-          <w:u w:val="none"/>
-          <w:shd w:fill="auto" w:val="clear"/>
-          <w:vertAlign w:val="baseline"/>
-          <w:rtl w:val="0"/>
-        </w:rPr>
-        <w:t xml:space="preserve">Staphylococcus aureus </w:t>
-      </w:r>
-      <w:r>
-        <w:rPr>
-          <w:rFonts w:ascii="Times New Roman" w:cs="Times New Roman" w:eastAsia="Times New Roman" w:hAnsi="Times New Roman"/>
-          <w:b w:val="0"/>
-          <w:bCs w:val="0"/>
-          <w:i w:val="0"/>
-          <w:iCs w:val="0"/>
-          <w:smallCaps w:val="0"/>
-          <w:strike w:val="0"/>
-          <w:color w:val="000000"/>
-          <w:sz w:val="24"/>
-          <w:szCs w:val="24"/>
-          <w:u w:val="none"/>
-          <w:shd w:fill="auto" w:val="clear"/>
-          <w:vertAlign w:val="baseline"/>
-          <w:rtl w:val="0"/>
-        </w:rPr>
-        <w:t xml:space="preserve">resistente à meticilina (MRSA). Trata-se de um estudo experimental no qual serão coletadas amostras nas seguinte superfícies: painel de controle de bomba de infusão, ponto de tração de cortina de separação de leito, haste do suporte de soro em área frequentemente tocada e superfície de contato manual da maçaneta da porta. Estas amostras serão </w:t>
-      </w:r>
-      <w:r>
-        <w:rPr>
-          <w:sz w:val="24"/>
-          <w:szCs w:val="24"/>
-          <w:rtl w:val="0"/>
-        </w:rPr>
-        <w:t xml:space="preserve">coletadas </w:t>
-      </w:r>
-      <w:r>
-        <w:rPr>
-          <w:rFonts w:ascii="Times New Roman" w:cs="Times New Roman" w:eastAsia="Times New Roman" w:hAnsi="Times New Roman"/>
-          <w:b w:val="0"/>
-          <w:bCs w:val="0"/>
-          <w:i w:val="0"/>
-          <w:iCs w:val="0"/>
-          <w:smallCaps w:val="0"/>
-          <w:strike w:val="0"/>
-          <w:color w:val="000000"/>
-          <w:sz w:val="24"/>
-          <w:szCs w:val="24"/>
-          <w:u w:val="none"/>
-          <w:shd w:fill="auto" w:val="clear"/>
-          <w:vertAlign w:val="baseline"/>
-          <w:rtl w:val="0"/>
-        </w:rPr>
-        <w:t xml:space="preserve"> – Unidade de Infectologia, Oncologia e Hematologia, Cirúrgica I (pacientes em isolamento) e UTI adulto, em cada uma dessas unidades serão coletadas quatro amostras, a cada 15 dias, </w:t>
-      </w:r>
-      <w:r>
-        <w:rPr>
-          <w:sz w:val="24"/>
-          <w:szCs w:val="24"/>
-          <w:rtl w:val="0"/>
-        </w:rPr>
-        <w:t xml:space="preserve">durante</w:t>
-      </w:r>
-      <w:r>
-        <w:rPr>
-          <w:rFonts w:ascii="Times New Roman" w:cs="Times New Roman" w:eastAsia="Times New Roman" w:hAnsi="Times New Roman"/>
-          <w:b w:val="0"/>
-          <w:bCs w:val="0"/>
-          <w:i w:val="0"/>
-          <w:iCs w:val="0"/>
-          <w:smallCaps w:val="0"/>
-          <w:strike w:val="0"/>
-          <w:color w:val="000000"/>
-          <w:sz w:val="24"/>
-          <w:szCs w:val="24"/>
-          <w:u w:val="none"/>
-          <w:shd w:fill="auto" w:val="clear"/>
-          <w:vertAlign w:val="baseline"/>
-          <w:rtl w:val="0"/>
-        </w:rPr>
-        <w:t xml:space="preserve"> seis meses, totalizando 192 amostras coletadas. As amostras serão submetidas a enriquecimento em caldo BHI e posterior, semeadura em meios de cultura seletivos cromogênicos específicos para o isolamento de KPC, VRE, </w:t>
-      </w:r>
-      <w:r>
-        <w:rPr>
-          <w:rFonts w:ascii="Times New Roman" w:cs="Times New Roman" w:eastAsia="Times New Roman" w:hAnsi="Times New Roman"/>
-          <w:b w:val="0"/>
-          <w:bCs w:val="0"/>
-          <w:i w:val="1"/>
-          <w:iCs w:val="1"/>
-          <w:smallCaps w:val="0"/>
-          <w:strike w:val="0"/>
-          <w:color w:val="000000"/>
-          <w:sz w:val="24"/>
-          <w:szCs w:val="24"/>
-          <w:u w:val="none"/>
-          <w:shd w:fill="auto" w:val="clear"/>
-          <w:vertAlign w:val="baseline"/>
-          <w:rtl w:val="0"/>
-        </w:rPr>
-        <w:t xml:space="preserve">Pseudomonas aeruginosa</w:t>
-      </w:r>
-      <w:r>
-        <w:rPr>
-          <w:rFonts w:ascii="Times New Roman" w:cs="Times New Roman" w:eastAsia="Times New Roman" w:hAnsi="Times New Roman"/>
-          <w:b w:val="0"/>
-          <w:bCs w:val="0"/>
-          <w:i w:val="0"/>
-          <w:iCs w:val="0"/>
-          <w:smallCaps w:val="0"/>
-          <w:strike w:val="0"/>
-          <w:color w:val="000000"/>
-          <w:sz w:val="24"/>
-          <w:szCs w:val="24"/>
-          <w:u w:val="none"/>
-          <w:shd w:fill="auto" w:val="clear"/>
-          <w:vertAlign w:val="baseline"/>
-          <w:rtl w:val="0"/>
-        </w:rPr>
-        <w:t xml:space="preserve">, </w:t>
-      </w:r>
-      <w:r>
-        <w:rPr>
-          <w:i w:val="1"/>
-          <w:iCs w:val="1"/>
-          <w:sz w:val="24"/>
-          <w:szCs w:val="24"/>
-          <w:rtl w:val="0"/>
-        </w:rPr>
-        <w:t xml:space="preserve">Acinetobacter</w:t>
-      </w:r>
-      <w:r>
-        <w:rPr>
-          <w:rFonts w:ascii="Times New Roman" w:cs="Times New Roman" w:eastAsia="Times New Roman" w:hAnsi="Times New Roman"/>
-          <w:b w:val="0"/>
-          <w:bCs w:val="0"/>
-          <w:i w:val="1"/>
-          <w:iCs w:val="1"/>
-          <w:smallCaps w:val="0"/>
-          <w:strike w:val="0"/>
-          <w:color w:val="000000"/>
-          <w:sz w:val="24"/>
-          <w:szCs w:val="24"/>
-          <w:u w:val="none"/>
-          <w:shd w:fill="auto" w:val="clear"/>
-          <w:vertAlign w:val="baseline"/>
-          <w:rtl w:val="0"/>
-        </w:rPr>
-        <w:t xml:space="preserve"> baumannii</w:t>
-      </w:r>
-      <w:r>
-        <w:rPr>
-          <w:rFonts w:ascii="Times New Roman" w:cs="Times New Roman" w:eastAsia="Times New Roman" w:hAnsi="Times New Roman"/>
-          <w:b w:val="0"/>
-          <w:bCs w:val="0"/>
-          <w:i w:val="0"/>
-          <w:iCs w:val="0"/>
-          <w:smallCaps w:val="0"/>
-          <w:strike w:val="0"/>
-          <w:color w:val="000000"/>
-          <w:sz w:val="24"/>
-          <w:szCs w:val="24"/>
-          <w:u w:val="none"/>
-          <w:shd w:fill="auto" w:val="clear"/>
-          <w:vertAlign w:val="baseline"/>
-          <w:rtl w:val="0"/>
-        </w:rPr>
-        <w:t xml:space="preserve"> e MRSA. A identificação das bactérias serão confirmadas por coloração de Gram e identificadas e avaliadas quanto ao perfil de resistência por MALDI-TOF. Como o estudo envolve exclusivamente superfícies físicas, inanimadas e coletivas de ambiente de livre circulação, não há coleta de material de seres humanos ou identificação de pacientes, dispensando a submissão prévia ao Comitê de Ética em Pesquisa (CEP), o que agiliza sua exequibilidade. Espera-se com este estudo mapear a dispersão ambiental de patógenos multirresistentes sob vigilância epidemiológica e fornecer subsídios científicos para a revisão e o aprimoramento das práticas de limpeza e desinfecção hospitalar, visando reduzir as taxas de transmissão cruzada.</w:t>
+        <w:t>As infecções relacionadas à assistência à saúde (IRAS) constituem um grave problema de saúde pública, impactando diretamente a morbimortalidade de pacientes hospitalizados. Embora as superfícies de contato direto recebam constante atenção em protocolos de higienização, superfícies de contato indireto e menor vigilância no ambiente hospitalar — como cortinas divisórias de leitos, maçanetas de portas de acesso, suportes de soro e painéis de controle de bombas de infusão — podem atuar como reservatórios persistentes de patógenos multirresistentes. Este estudo tem como objetivo avaliar a presença e o perfil de multirresistência de bactérias de importância epidemiológica e clínica presentes em superfícies inanimadas no Hospital de Clínicas da Universidade Federal de Uberlândia (HC-UFU). As bactérias investigadas serão Klebsiella pneumoniae resistente aos carbapenêmicos (KPC), Pseudomonas aeruginosa multirresistente, Acinetobacter baumannii multirresistente, enterococos resistentes à vancomicina (VRE) e Staphylococcus aureus resistente à meticilina (MRSA). Trata-se de um estudo experimental no qual serão coletadas amostras nas seguinte superfícies: painel de controle de bomba de infusão, ponto de tração de cortina de separação de leito, haste do suporte de soro em área frequentemente tocada e superfície de contato manual da maçaneta da porta. Estas amostras serão coletadas  – Unidade de Infectologia, Oncologia e Hematologia, Cirúrgica I (pacientes em isolamento) e UTI adulto, em cada uma dessas unidades serão coletadas quatro amostras, a cada 15 dias, durante seis meses, totalizando 192 amostras coletadas. As amostras serão submetidas a enriquecimento em caldo BHI e posterior, semeadura em meios de cultura seletivos cromogênicos específicos para o isolamento de KPC, VRE, Pseudomonas aeruginosa, Acinetobacter baumannii e MRSA. A identificação das colônias suspeitas será confirmada por coloração de Gram e por espectrometria de massas MALDI-TOF MS, sendo o perfil de susceptibilidade aos antimicrobianos determinado por disco-difusão. Como o estudo envolve exclusivamente superfícies físicas, inanimadas e coletivas de ambiente de livre circulação, não há coleta de material de seres humanos ou identificação de pacientes, dispensando a submissão prévia ao Comitê de Ética em Pesquisa (CEP), o que agiliza sua exequibilidade. Espera-se com este estudo mapear a dispersão ambiental de patógenos multirresistentes sob vigilância epidemiológica e fornecer subsídios científicos para a revisão e o aprimoramento das práticas de limpeza e desinfecção hospitalar, visando reduzir as taxas de transmissão cruzada.</w:t>
       </w:r>
     </w:p>
     <w:p>
@@ -8265,289 +7937,7 @@
         </w:rPr>
       </w:pPr>
       <w:r>
-        <w:rPr>
-          <w:rFonts w:ascii="Times New Roman" w:cs="Times New Roman" w:eastAsia="Times New Roman" w:hAnsi="Times New Roman"/>
-          <w:b w:val="0"/>
-          <w:bCs w:val="0"/>
-          <w:i w:val="0"/>
-          <w:iCs w:val="0"/>
-          <w:smallCaps w:val="0"/>
-          <w:strike w:val="0"/>
-          <w:color w:val="ff0000"/>
-          <w:sz w:val="24"/>
-          <w:szCs w:val="24"/>
-          <w:highlight w:val="yellow"/>
-          <w:u w:val="none"/>
-          <w:vertAlign w:val="baseline"/>
-          <w:rtl w:val="0"/>
-        </w:rPr>
-        <w:t xml:space="preserve">As coletas serão realizadas semanalmente por um período de </w:t>
-      </w:r>
-      <w:r>
-        <w:rPr>
-          <w:color w:val="ff0000"/>
-          <w:sz w:val="24"/>
-          <w:szCs w:val="24"/>
-          <w:highlight w:val="yellow"/>
-          <w:rtl w:val="0"/>
-        </w:rPr>
-        <w:t xml:space="preserve">seis </w:t>
-      </w:r>
-      <w:r>
-        <w:rPr>
-          <w:rFonts w:ascii="Times New Roman" w:cs="Times New Roman" w:eastAsia="Times New Roman" w:hAnsi="Times New Roman"/>
-          <w:b w:val="0"/>
-          <w:bCs w:val="0"/>
-          <w:i w:val="0"/>
-          <w:iCs w:val="0"/>
-          <w:smallCaps w:val="0"/>
-          <w:strike w:val="0"/>
-          <w:color w:val="ff0000"/>
-          <w:sz w:val="24"/>
-          <w:szCs w:val="24"/>
-          <w:highlight w:val="yellow"/>
-          <w:u w:val="none"/>
-          <w:vertAlign w:val="baseline"/>
-          <w:rtl w:val="0"/>
-        </w:rPr>
-        <w:t xml:space="preserve">meses. Para cada superfície, será utilizado um swab de algodão estéril previamente umedecido em solução salina estéril a 0,85%. Para superfícies planas delimitadas (cortinas, grades de camas e suportes de soro), a coleta será padronizada friccionando-se o swab</w:t>
-      </w:r>
-      <w:r>
-        <w:rPr>
-          <w:color w:val="ff0000"/>
-          <w:sz w:val="24"/>
-          <w:szCs w:val="24"/>
-          <w:rtl w:val="0"/>
-        </w:rPr>
-        <w:t xml:space="preserve"> </w:t>
-      </w:r>
-      <w:r>
-        <w:rPr>
-          <w:rFonts w:ascii="Times New Roman" w:cs="Times New Roman" w:eastAsia="Times New Roman" w:hAnsi="Times New Roman"/>
-          <w:b w:val="0"/>
-          <w:bCs w:val="0"/>
-          <w:i w:val="0"/>
-          <w:iCs w:val="0"/>
-          <w:smallCaps w:val="0"/>
-          <w:strike w:val="0"/>
-          <w:color w:val="000000"/>
-          <w:sz w:val="24"/>
-          <w:szCs w:val="24"/>
-          <w:u w:val="none"/>
-          <w:shd w:fill="auto" w:val="clear"/>
-          <w:vertAlign w:val="baseline"/>
-          <w:rtl w:val="0"/>
-        </w:rPr>
-        <w:t xml:space="preserve">em movimentos firmes unidirecionais e rotatórios </w:t>
-      </w:r>
-      <w:r>
-        <w:rPr>
-          <w:rFonts w:ascii="Times New Roman" w:cs="Times New Roman" w:eastAsia="Times New Roman" w:hAnsi="Times New Roman"/>
-          <w:b w:val="0"/>
-          <w:bCs w:val="0"/>
-          <w:i w:val="0"/>
-          <w:iCs w:val="0"/>
-          <w:smallCaps w:val="0"/>
-          <w:strike w:val="0"/>
-          <w:color w:val="ff0000"/>
-          <w:sz w:val="24"/>
-          <w:szCs w:val="24"/>
-          <w:highlight w:val="yellow"/>
-          <w:u w:val="none"/>
-          <w:vertAlign w:val="baseline"/>
-          <w:rtl w:val="0"/>
-        </w:rPr>
-        <w:t xml:space="preserve">sobre uma área de </w:t>
-      </w:r>
-      <w:r>
-        <w:rPr>
-          <w:rFonts w:ascii="Calibri" w:cs="Calibri" w:eastAsia="Calibri" w:hAnsi="Calibri"/>
-          <w:b w:val="0"/>
-          <w:bCs w:val="0"/>
-          <w:i w:val="0"/>
-          <w:iCs w:val="0"/>
-          <w:smallCaps w:val="0"/>
-          <w:strike w:val="0"/>
-          <w:color w:val="ff0000"/>
-          <w:sz w:val="24"/>
-          <w:szCs w:val="24"/>
-          <w:highlight w:val="yellow"/>
-          <w:u w:val="none"/>
-          <w:vertAlign w:val="baseline"/>
-          <w:rtl w:val="0"/>
-        </w:rPr>
-        <w:t xml:space="preserve">10 </w:t>
-      </w:r>
-      <w:r>
-        <w:rPr>
-          <w:rFonts w:ascii="Verdana" w:cs="Verdana" w:eastAsia="Verdana" w:hAnsi="Verdana"/>
-          <w:b w:val="0"/>
-          <w:bCs w:val="0"/>
-          <w:i w:val="1"/>
-          <w:iCs w:val="1"/>
-          <w:smallCaps w:val="0"/>
-          <w:strike w:val="0"/>
-          <w:color w:val="ff0000"/>
-          <w:sz w:val="24"/>
-          <w:szCs w:val="24"/>
-          <w:highlight w:val="yellow"/>
-          <w:u w:val="none"/>
-          <w:vertAlign w:val="baseline"/>
-          <w:rtl w:val="0"/>
-        </w:rPr>
-        <w:t xml:space="preserve">× </w:t>
-      </w:r>
-      <w:r>
-        <w:rPr>
-          <w:rFonts w:ascii="Calibri" w:cs="Calibri" w:eastAsia="Calibri" w:hAnsi="Calibri"/>
-          <w:b w:val="0"/>
-          <w:bCs w:val="0"/>
-          <w:i w:val="0"/>
-          <w:iCs w:val="0"/>
-          <w:smallCaps w:val="0"/>
-          <w:strike w:val="0"/>
-          <w:color w:val="ff0000"/>
-          <w:sz w:val="24"/>
-          <w:szCs w:val="24"/>
-          <w:highlight w:val="yellow"/>
-          <w:u w:val="none"/>
-          <w:vertAlign w:val="baseline"/>
-          <w:rtl w:val="0"/>
-        </w:rPr>
-        <w:t xml:space="preserve">10 </w:t>
-      </w:r>
-      <w:r>
-        <w:rPr>
-          <w:rFonts w:ascii="Times New Roman" w:cs="Times New Roman" w:eastAsia="Times New Roman" w:hAnsi="Times New Roman"/>
-          <w:b w:val="0"/>
-          <w:bCs w:val="0"/>
-          <w:i w:val="0"/>
-          <w:iCs w:val="0"/>
-          <w:smallCaps w:val="0"/>
-          <w:strike w:val="0"/>
-          <w:color w:val="ff0000"/>
-          <w:sz w:val="24"/>
-          <w:szCs w:val="24"/>
-          <w:highlight w:val="yellow"/>
-          <w:u w:val="none"/>
-          <w:vertAlign w:val="baseline"/>
-          <w:rtl w:val="0"/>
-        </w:rPr>
-        <w:t xml:space="preserve">cm (</w:t>
-      </w:r>
-      <w:r>
-        <w:rPr>
-          <w:rFonts w:ascii="Calibri" w:cs="Calibri" w:eastAsia="Calibri" w:hAnsi="Calibri"/>
-          <w:b w:val="0"/>
-          <w:bCs w:val="0"/>
-          <w:i w:val="0"/>
-          <w:iCs w:val="0"/>
-          <w:smallCaps w:val="0"/>
-          <w:strike w:val="0"/>
-          <w:color w:val="ff0000"/>
-          <w:sz w:val="24"/>
-          <w:szCs w:val="24"/>
-          <w:highlight w:val="yellow"/>
-          <w:u w:val="none"/>
-          <w:vertAlign w:val="baseline"/>
-          <w:rtl w:val="0"/>
-        </w:rPr>
-        <w:t xml:space="preserve">100 </w:t>
-      </w:r>
-      <w:r>
-        <w:rPr>
-          <w:rFonts w:ascii="Times New Roman" w:cs="Times New Roman" w:eastAsia="Times New Roman" w:hAnsi="Times New Roman"/>
-          <w:b w:val="0"/>
-          <w:bCs w:val="0"/>
-          <w:i w:val="0"/>
-          <w:iCs w:val="0"/>
-          <w:smallCaps w:val="0"/>
-          <w:strike w:val="0"/>
-          <w:color w:val="ff0000"/>
-          <w:sz w:val="24"/>
-          <w:szCs w:val="24"/>
-          <w:highlight w:val="yellow"/>
-          <w:u w:val="none"/>
-          <w:vertAlign w:val="baseline"/>
-          <w:rtl w:val="0"/>
-        </w:rPr>
-        <w:t xml:space="preserve">cm</w:t>
-      </w:r>
-      <w:r>
-        <w:rPr>
-          <w:rFonts w:ascii="Trebuchet MS" w:cs="Trebuchet MS" w:eastAsia="Trebuchet MS" w:hAnsi="Trebuchet MS"/>
-          <w:b w:val="0"/>
-          <w:bCs w:val="0"/>
-          <w:i w:val="0"/>
-          <w:iCs w:val="0"/>
-          <w:smallCaps w:val="0"/>
-          <w:strike w:val="0"/>
-          <w:color w:val="ff0000"/>
-          <w:sz w:val="24"/>
-          <w:szCs w:val="24"/>
-          <w:highlight w:val="yellow"/>
-          <w:u w:val="none"/>
-          <w:vertAlign w:val="superscript"/>
-          <w:rtl w:val="0"/>
-        </w:rPr>
-        <w:t xml:space="preserve">2</w:t>
-      </w:r>
-      <w:r>
-        <w:rPr>
-          <w:rFonts w:ascii="Times New Roman" w:cs="Times New Roman" w:eastAsia="Times New Roman" w:hAnsi="Times New Roman"/>
-          <w:b w:val="0"/>
-          <w:bCs w:val="0"/>
-          <w:i w:val="0"/>
-          <w:iCs w:val="0"/>
-          <w:smallCaps w:val="0"/>
-          <w:strike w:val="0"/>
-          <w:color w:val="ff0000"/>
-          <w:sz w:val="24"/>
-          <w:szCs w:val="24"/>
-          <w:highlight w:val="yellow"/>
-          <w:u w:val="none"/>
-          <w:vertAlign w:val="baseline"/>
-          <w:rtl w:val="0"/>
-        </w:rPr>
-        <w:t xml:space="preserve">),</w:t>
-      </w:r>
-      <w:r>
-        <w:rPr>
-          <w:rFonts w:ascii="Times New Roman" w:cs="Times New Roman" w:eastAsia="Times New Roman" w:hAnsi="Times New Roman"/>
-          <w:b w:val="0"/>
-          <w:bCs w:val="0"/>
-          <w:i w:val="0"/>
-          <w:iCs w:val="0"/>
-          <w:smallCaps w:val="0"/>
-          <w:strike w:val="0"/>
-          <w:color w:val="ff0000"/>
-          <w:sz w:val="24"/>
-          <w:szCs w:val="24"/>
-          <w:u w:val="none"/>
-          <w:shd w:fill="auto" w:val="clear"/>
-          <w:vertAlign w:val="baseline"/>
-          <w:rtl w:val="0"/>
-        </w:rPr>
-        <w:t xml:space="preserve"> </w:t>
-      </w:r>
-      <w:r>
-        <w:rPr>
-          <w:rFonts w:ascii="Times New Roman" w:cs="Times New Roman" w:eastAsia="Times New Roman" w:hAnsi="Times New Roman"/>
-          <w:b w:val="0"/>
-          <w:bCs w:val="0"/>
-          <w:i w:val="0"/>
-          <w:iCs w:val="0"/>
-          <w:smallCaps w:val="0"/>
-          <w:strike w:val="0"/>
-          <w:color w:val="000000"/>
-          <w:sz w:val="24"/>
-          <w:szCs w:val="24"/>
-          <w:u w:val="none"/>
-          <w:shd w:fill="auto" w:val="clear"/>
-          <w:vertAlign w:val="baseline"/>
-          <w:rtl w:val="0"/>
-        </w:rPr>
-        <w:t xml:space="preserve">delimitada temporariamente por um gabarito de plástico estéril descartável. Para o painel da bomba de infusão, devido ao formato irregular, o swab será friccionado uniformemente sobre toda a extensão dos botões e área de toque do teclado.</w:t>
+        <w:t>As coletas serão realizadas semanalmente por um período de seis meses. Para cada superfície, será utilizado um swab de algodão estéril previamente umedecido em solução salina estéril a 0,85%. Para as superfícies amostradas, a coleta será realizada da seguinte forma: nas cortinas, o swab será friccionado na borda lateral anterior (área de tração/pegada manual) a uma altura de 1,2 a 1,5 metros do piso; nas maçanetas de portas, o swab será passado sobre toda a superfície de contato manual; nos suportes de soro, a fricção abrangerá a haste vertical na área de pegada dos profissionais de saúde; e nos painéis de bombas de infusão, o swab será friccionado uniformemente sobre toda a extensão dos botões e teclado.</w:t>
       </w:r>
     </w:p>
     <w:p>
@@ -8608,39 +7998,6 @@
       </w:pPr>
       <w:r>
         <w:rPr>
-          <w:sz w:val="24"/>
-          <w:szCs w:val="24"/>
-          <w:shd w:fill="cc4125" w:val="clear"/>
-          <w:rtl w:val="0"/>
-        </w:rPr>
-        <w:t xml:space="preserve">Não sei como vai ser feito essa coleta</w:t>
-      </w:r>
-    </w:p>
-    <w:p>
-      <w:pPr>
-        <w:keepNext w:val="0"/>
-        <w:keepLines w:val="0"/>
-        <w:pageBreakBefore w:val="0"/>
-        <w:widowControl w:val="0"/>
-        <w:pBdr>
-          <w:top w:space="0" w:sz="0" w:val="nil"/>
-          <w:left w:space="0" w:sz="0" w:val="nil"/>
-          <w:bottom w:space="0" w:sz="0" w:val="nil"/>
-          <w:right w:space="0" w:sz="0" w:val="nil"/>
-          <w:between w:space="0" w:sz="0" w:val="nil"/>
-        </w:pBdr>
-        <w:shd w:fill="auto" w:val="clear"/>
-        <w:spacing w:after="0" w:before="0" w:line="312" w:lineRule="auto"/>
-        <w:ind w:left="133" w:right="1131" w:firstLine="0"/>
-        <w:jc w:val="both"/>
-        <w:rPr>
-          <w:sz w:val="24"/>
-          <w:szCs w:val="24"/>
-          <w:shd w:fill="cc4125" w:val="clear"/>
-        </w:rPr>
-      </w:pPr>
-      <w:r>
-        <w:rPr>
           <w:rtl w:val="0"/>
         </w:rPr>
       </w:r>
@@ -8679,189 +8036,7 @@
         </w:rPr>
       </w:pPr>
       <w:r>
-        <w:rPr>
-          <w:rFonts w:ascii="Times New Roman" w:cs="Times New Roman" w:eastAsia="Times New Roman" w:hAnsi="Times New Roman"/>
-          <w:b w:val="0"/>
-          <w:bCs w:val="0"/>
-          <w:i w:val="0"/>
-          <w:iCs w:val="0"/>
-          <w:smallCaps w:val="0"/>
-          <w:strike w:val="0"/>
-          <w:color w:val="000000"/>
-          <w:sz w:val="24"/>
-          <w:szCs w:val="24"/>
-          <w:u w:val="none"/>
-          <w:shd w:fill="auto" w:val="clear"/>
-          <w:vertAlign w:val="baseline"/>
-          <w:rtl w:val="0"/>
-        </w:rPr>
-        <w:t xml:space="preserve">Imediatamente após a fricção, os swabs serão acondicionados individualmente em tubos com meio de transporte Stuart identificados com </w:t>
-      </w:r>
-      <w:r>
-        <w:rPr>
-          <w:rFonts w:ascii="Times New Roman" w:cs="Times New Roman" w:eastAsia="Times New Roman" w:hAnsi="Times New Roman"/>
-          <w:b w:val="0"/>
-          <w:bCs w:val="0"/>
-          <w:i w:val="0"/>
-          <w:iCs w:val="0"/>
-          <w:smallCaps w:val="0"/>
-          <w:strike w:val="0"/>
-          <w:color w:val="ff0000"/>
-          <w:sz w:val="24"/>
-          <w:szCs w:val="24"/>
-          <w:highlight w:val="yellow"/>
-          <w:u w:val="none"/>
-          <w:vertAlign w:val="baseline"/>
-          <w:rtl w:val="0"/>
-        </w:rPr>
-        <w:t xml:space="preserve">códigos de rastreabilidade (ex. CRT-01, GRD-01, SUP-01, BOM-01). Os tubos serão mantidos sob refrigeração</w:t>
-      </w:r>
-      <w:r>
-        <w:rPr>
-          <w:rFonts w:ascii="Times New Roman" w:cs="Times New Roman" w:eastAsia="Times New Roman" w:hAnsi="Times New Roman"/>
-          <w:b w:val="0"/>
-          <w:bCs w:val="0"/>
-          <w:i w:val="0"/>
-          <w:iCs w:val="0"/>
-          <w:smallCaps w:val="0"/>
-          <w:strike w:val="0"/>
-          <w:color w:val="ff0000"/>
-          <w:sz w:val="24"/>
-          <w:szCs w:val="24"/>
-          <w:u w:val="none"/>
-          <w:shd w:fill="auto" w:val="clear"/>
-          <w:vertAlign w:val="baseline"/>
-          <w:rtl w:val="0"/>
-        </w:rPr>
-        <w:t xml:space="preserve"> </w:t>
-      </w:r>
-      <w:r>
-        <w:rPr>
-          <w:rFonts w:ascii="Times New Roman" w:cs="Times New Roman" w:eastAsia="Times New Roman" w:hAnsi="Times New Roman"/>
-          <w:b w:val="0"/>
-          <w:bCs w:val="0"/>
-          <w:i w:val="0"/>
-          <w:iCs w:val="0"/>
-          <w:smallCaps w:val="0"/>
-          <w:strike w:val="0"/>
-          <w:color w:val="000000"/>
-          <w:sz w:val="24"/>
-          <w:szCs w:val="24"/>
-          <w:u w:val="none"/>
-          <w:shd w:fill="auto" w:val="clear"/>
-          <w:vertAlign w:val="baseline"/>
-          <w:rtl w:val="0"/>
-        </w:rPr>
-        <w:t xml:space="preserve">em caixas térmicas (4</w:t>
-      </w:r>
-      <w:r>
-        <w:rPr>
-          <w:rFonts w:ascii="Arial" w:cs="Arial" w:eastAsia="Arial" w:hAnsi="Arial"/>
-          <w:b w:val="0"/>
-          <w:bCs w:val="0"/>
-          <w:i w:val="1"/>
-          <w:iCs w:val="1"/>
-          <w:smallCaps w:val="0"/>
-          <w:strike w:val="0"/>
-          <w:color w:val="000000"/>
-          <w:sz w:val="24"/>
-          <w:szCs w:val="24"/>
-          <w:u w:val="none"/>
-          <w:shd w:fill="auto" w:val="clear"/>
-          <w:vertAlign w:val="superscript"/>
-          <w:rtl w:val="0"/>
-        </w:rPr>
-        <w:t xml:space="preserve">◦</w:t>
-      </w:r>
-      <w:r>
-        <w:rPr>
-          <w:rFonts w:ascii="Times New Roman" w:cs="Times New Roman" w:eastAsia="Times New Roman" w:hAnsi="Times New Roman"/>
-          <w:b w:val="0"/>
-          <w:bCs w:val="0"/>
-          <w:i w:val="0"/>
-          <w:iCs w:val="0"/>
-          <w:smallCaps w:val="0"/>
-          <w:strike w:val="0"/>
-          <w:color w:val="000000"/>
-          <w:sz w:val="24"/>
-          <w:szCs w:val="24"/>
-          <w:u w:val="none"/>
-          <w:shd w:fill="auto" w:val="clear"/>
-          <w:vertAlign w:val="baseline"/>
-          <w:rtl w:val="0"/>
-        </w:rPr>
-        <w:t xml:space="preserve">C a 8</w:t>
-      </w:r>
-      <w:r>
-        <w:rPr>
-          <w:rFonts w:ascii="Arial" w:cs="Arial" w:eastAsia="Arial" w:hAnsi="Arial"/>
-          <w:b w:val="0"/>
-          <w:bCs w:val="0"/>
-          <w:i w:val="1"/>
-          <w:iCs w:val="1"/>
-          <w:smallCaps w:val="0"/>
-          <w:strike w:val="0"/>
-          <w:color w:val="000000"/>
-          <w:sz w:val="24"/>
-          <w:szCs w:val="24"/>
-          <w:u w:val="none"/>
-          <w:shd w:fill="auto" w:val="clear"/>
-          <w:vertAlign w:val="superscript"/>
-          <w:rtl w:val="0"/>
-        </w:rPr>
-        <w:t xml:space="preserve">◦</w:t>
-      </w:r>
-      <w:r>
-        <w:rPr>
-          <w:rFonts w:ascii="Times New Roman" w:cs="Times New Roman" w:eastAsia="Times New Roman" w:hAnsi="Times New Roman"/>
-          <w:b w:val="0"/>
-          <w:bCs w:val="0"/>
-          <w:i w:val="0"/>
-          <w:iCs w:val="0"/>
-          <w:smallCaps w:val="0"/>
-          <w:strike w:val="0"/>
-          <w:color w:val="000000"/>
-          <w:sz w:val="24"/>
-          <w:szCs w:val="24"/>
-          <w:u w:val="none"/>
-          <w:shd w:fill="auto" w:val="clear"/>
-          <w:vertAlign w:val="baseline"/>
-          <w:rtl w:val="0"/>
-        </w:rPr>
-        <w:t xml:space="preserve">C) e transportados ao laboratório para processamento em até duas horas após a coleta.</w:t>
-      </w:r>
-    </w:p>
-    <w:p>
-      <w:pPr>
-        <w:keepNext w:val="0"/>
-        <w:keepLines w:val="0"/>
-        <w:pageBreakBefore w:val="0"/>
-        <w:widowControl w:val="0"/>
-        <w:pBdr>
-          <w:top w:space="0" w:sz="0" w:val="nil"/>
-          <w:left w:space="0" w:sz="0" w:val="nil"/>
-          <w:bottom w:space="0" w:sz="0" w:val="nil"/>
-          <w:right w:space="0" w:sz="0" w:val="nil"/>
-          <w:between w:space="0" w:sz="0" w:val="nil"/>
-        </w:pBdr>
-        <w:shd w:fill="auto" w:val="clear"/>
-        <w:spacing w:after="0" w:before="123" w:line="312" w:lineRule="auto"/>
-        <w:ind w:left="141" w:right="1102" w:firstLine="0"/>
-        <w:jc w:val="both"/>
-        <w:rPr>
-          <w:sz w:val="24"/>
-          <w:szCs w:val="24"/>
-          <w:shd w:fill="cc4125" w:val="clear"/>
-        </w:rPr>
-      </w:pPr>
-      <w:r>
-        <w:rPr>
-          <w:sz w:val="24"/>
-          <w:szCs w:val="24"/>
-          <w:shd w:fill="cc4125" w:val="clear"/>
-          <w:rtl w:val="0"/>
-        </w:rPr>
-        <w:t xml:space="preserve">É pra remover essa parte ou mudar a forma de identificação?</w:t>
+        <w:t>Imediatamente após a fricção, os swabs serão acondicionados individualmente em tubos com meio de transporte Stuart identificados com códigos de rastreabilidade (ex. CRT-01, MAC-01, SUP-01, BOM-01). Os tubos serão mantidos sob refrigeração em caixas térmicas (4◦C a 8◦C) e transportados ao laboratório para processamento em até duas horas após a coleta.</w:t>
       </w:r>
     </w:p>
     <w:p>
@@ -9847,75 +9022,7 @@
         <w:rPr/>
       </w:pPr>
       <w:r>
-        <w:rPr>
-          <w:rFonts w:ascii="Times New Roman" w:cs="Times New Roman" w:eastAsia="Times New Roman" w:hAnsi="Times New Roman"/>
-          <w:b w:val="0"/>
-          <w:bCs w:val="0"/>
-          <w:i w:val="0"/>
-          <w:iCs w:val="0"/>
-          <w:smallCaps w:val="0"/>
-          <w:strike w:val="0"/>
-          <w:color w:val="000000"/>
-          <w:sz w:val="24"/>
-          <w:szCs w:val="24"/>
-          <w:u w:val="none"/>
-          <w:shd w:fill="auto" w:val="clear"/>
-          <w:vertAlign w:val="baseline"/>
-          <w:rtl w:val="0"/>
-        </w:rPr>
-        <w:t xml:space="preserve">As placas serão incubadas a 35</w:t>
-      </w:r>
-      <w:r>
-        <w:rPr>
-          <w:rFonts w:ascii="Arial" w:cs="Arial" w:eastAsia="Arial" w:hAnsi="Arial"/>
-          <w:b w:val="0"/>
-          <w:bCs w:val="0"/>
-          <w:i w:val="1"/>
-          <w:iCs w:val="1"/>
-          <w:smallCaps w:val="0"/>
-          <w:strike w:val="0"/>
-          <w:color w:val="000000"/>
-          <w:sz w:val="24"/>
-          <w:szCs w:val="24"/>
-          <w:u w:val="none"/>
-          <w:shd w:fill="auto" w:val="clear"/>
-          <w:vertAlign w:val="superscript"/>
-          <w:rtl w:val="0"/>
-        </w:rPr>
-        <w:t xml:space="preserve">◦</w:t>
-      </w:r>
-      <w:r>
-        <w:rPr>
-          <w:rFonts w:ascii="Times New Roman" w:cs="Times New Roman" w:eastAsia="Times New Roman" w:hAnsi="Times New Roman"/>
-          <w:b w:val="0"/>
-          <w:bCs w:val="0"/>
-          <w:i w:val="0"/>
-          <w:iCs w:val="0"/>
-          <w:smallCaps w:val="0"/>
-          <w:strike w:val="0"/>
-          <w:color w:val="000000"/>
-          <w:sz w:val="24"/>
-          <w:szCs w:val="24"/>
-          <w:u w:val="none"/>
-          <w:shd w:fill="auto" w:val="clear"/>
-          <w:vertAlign w:val="baseline"/>
-          <w:rtl w:val="0"/>
-        </w:rPr>
-        <w:t xml:space="preserve">C por 24 a 48 horas sob condições aeróbicas, realizando-se a leitura periódica das colônias de coloração característica para cada microrganismo sob vigilância.</w:t>
-      </w:r>
-      <w:r>
-        <w:rPr>
-          <w:sz w:val="24"/>
-          <w:szCs w:val="24"/>
-          <w:rtl w:val="0"/>
-        </w:rPr>
-        <w:t xml:space="preserve"> </w:t>
-      </w:r>
-      <w:r>
-        <w:rPr>
-          <w:rtl w:val="0"/>
-        </w:rPr>
-        <w:t xml:space="preserve">Identificação bacteriana</w:t>
+        <w:t>As placas serão incubadas a 35◦C por 24 a 48 horas sob condições aeróbicas, realizando-se a leitura periódica das colônias de coloração característica para cada microrganismo sob vigilância.</w:t>
       </w:r>
     </w:p>
     <w:p>
@@ -9931,92 +9038,7 @@
         </w:rPr>
       </w:pPr>
       <w:r>
-        <w:rPr>
-          <w:color w:val="ff0000"/>
-          <w:highlight w:val="yellow"/>
-          <w:rtl w:val="0"/>
-        </w:rPr>
-        <w:t xml:space="preserve">MALDI_TOF</w:t>
-      </w:r>
-      <w:r>
-        <w:rPr>
-          <w:color w:val="ff0000"/>
-          <w:rtl w:val="0"/>
-        </w:rPr>
-        <w:t xml:space="preserve"> identificação e antibiograma </w:t>
-      </w:r>
-    </w:p>
-    <w:p>
-      <w:pPr>
-        <w:tabs>
-          <w:tab w:val="left" w:leader="none" w:pos="787"/>
-        </w:tabs>
-        <w:rPr/>
-      </w:pPr>
-      <w:r>
-        <w:rPr>
-          <w:rtl w:val="0"/>
-        </w:rPr>
-      </w:r>
-    </w:p>
-    <w:p>
-      <w:pPr>
-        <w:tabs>
-          <w:tab w:val="left" w:leader="none" w:pos="787"/>
-        </w:tabs>
-        <w:rPr>
-          <w:b w:val="1"/>
-          <w:bCs w:val="1"/>
-          <w:shd w:fill="e06666" w:val="clear"/>
-        </w:rPr>
-      </w:pPr>
-      <w:r>
-        <w:rPr>
-          <w:b w:val="1"/>
-          <w:bCs w:val="1"/>
-          <w:shd w:fill="e06666" w:val="clear"/>
-          <w:rtl w:val="0"/>
-        </w:rPr>
-        <w:t xml:space="preserve">Dúvida: é pra deixar somente o maldi tof, e excluir essa parte acima?</w:t>
-      </w:r>
-    </w:p>
-    <w:p>
-      <w:pPr>
-        <w:keepNext w:val="0"/>
-        <w:keepLines w:val="0"/>
-        <w:pageBreakBefore w:val="0"/>
-        <w:widowControl w:val="0"/>
-        <w:pBdr>
-          <w:top w:space="0" w:sz="0" w:val="nil"/>
-          <w:left w:space="0" w:sz="0" w:val="nil"/>
-          <w:bottom w:space="0" w:sz="0" w:val="nil"/>
-          <w:right w:space="0" w:sz="0" w:val="nil"/>
-          <w:between w:space="0" w:sz="0" w:val="nil"/>
-        </w:pBdr>
-        <w:shd w:fill="auto" w:val="clear"/>
-        <w:spacing w:after="0" w:before="33" w:line="240" w:lineRule="auto"/>
-        <w:ind w:left="0" w:right="0" w:firstLine="0"/>
-        <w:jc w:val="left"/>
-        <w:rPr>
-          <w:rFonts w:ascii="Times New Roman" w:cs="Times New Roman" w:eastAsia="Times New Roman" w:hAnsi="Times New Roman"/>
-          <w:b w:val="1"/>
-          <w:bCs w:val="1"/>
-          <w:i w:val="0"/>
-          <w:iCs w:val="0"/>
-          <w:smallCaps w:val="0"/>
-          <w:strike w:val="0"/>
-          <w:color w:val="000000"/>
-          <w:sz w:val="28"/>
-          <w:szCs w:val="28"/>
-          <w:u w:val="none"/>
-          <w:shd w:fill="auto" w:val="clear"/>
-          <w:vertAlign w:val="baseline"/>
-        </w:rPr>
-      </w:pPr>
-      <w:r>
-        <w:rPr>
-          <w:rtl w:val="0"/>
-        </w:rPr>
+        <w:t>Identificação taxonômica por MALDI-TOF MS e Coloração de Gram</w:t>
       </w:r>
     </w:p>
     <w:p>
@@ -10053,89 +9075,7 @@
         </w:rPr>
       </w:pPr>
       <w:r>
-        <w:rPr>
-          <w:rFonts w:ascii="Times New Roman" w:cs="Times New Roman" w:eastAsia="Times New Roman" w:hAnsi="Times New Roman"/>
-          <w:b w:val="0"/>
-          <w:bCs w:val="0"/>
-          <w:i w:val="0"/>
-          <w:iCs w:val="0"/>
-          <w:smallCaps w:val="0"/>
-          <w:strike w:val="0"/>
-          <w:color w:val="000000"/>
-          <w:sz w:val="24"/>
-          <w:szCs w:val="24"/>
-          <w:u w:val="none"/>
-          <w:shd w:fill="auto" w:val="clear"/>
-          <w:vertAlign w:val="baseline"/>
-          <w:rtl w:val="0"/>
-        </w:rPr>
-        <w:t xml:space="preserve">A identificação das colônias suspeitas obtidas nos meios cromogênicos seguirá </w:t>
-      </w:r>
-      <w:r>
-        <w:rPr>
-          <w:sz w:val="24"/>
-          <w:szCs w:val="24"/>
-          <w:rtl w:val="0"/>
-        </w:rPr>
-        <w:t xml:space="preserve">protocolos</w:t>
-      </w:r>
-      <w:r>
-        <w:rPr>
-          <w:rFonts w:ascii="Times New Roman" w:cs="Times New Roman" w:eastAsia="Times New Roman" w:hAnsi="Times New Roman"/>
-          <w:b w:val="0"/>
-          <w:bCs w:val="0"/>
-          <w:i w:val="0"/>
-          <w:iCs w:val="0"/>
-          <w:smallCaps w:val="0"/>
-          <w:strike w:val="0"/>
-          <w:color w:val="000000"/>
-          <w:sz w:val="24"/>
-          <w:szCs w:val="24"/>
-          <w:u w:val="none"/>
-          <w:shd w:fill="auto" w:val="clear"/>
-          <w:vertAlign w:val="baseline"/>
-          <w:rtl w:val="0"/>
-        </w:rPr>
-        <w:t xml:space="preserve"> microbiológicos manuais estabelecidos para confirmação taxonômica:</w:t>
-      </w:r>
-    </w:p>
-    <w:p>
-      <w:pPr>
-        <w:keepNext w:val="0"/>
-        <w:keepLines w:val="0"/>
-        <w:pageBreakBefore w:val="0"/>
-        <w:widowControl w:val="0"/>
-        <w:pBdr>
-          <w:top w:space="0" w:sz="0" w:val="nil"/>
-          <w:left w:space="0" w:sz="0" w:val="nil"/>
-          <w:bottom w:space="0" w:sz="0" w:val="nil"/>
-          <w:right w:space="0" w:sz="0" w:val="nil"/>
-          <w:between w:space="0" w:sz="0" w:val="nil"/>
-        </w:pBdr>
-        <w:shd w:fill="auto" w:val="clear"/>
-        <w:spacing w:after="0" w:before="42" w:line="240" w:lineRule="auto"/>
-        <w:ind w:left="0" w:right="0" w:firstLine="0"/>
-        <w:jc w:val="left"/>
-        <w:rPr>
-          <w:rFonts w:ascii="Times New Roman" w:cs="Times New Roman" w:eastAsia="Times New Roman" w:hAnsi="Times New Roman"/>
-          <w:b w:val="0"/>
-          <w:bCs w:val="0"/>
-          <w:i w:val="0"/>
-          <w:iCs w:val="0"/>
-          <w:smallCaps w:val="0"/>
-          <w:strike w:val="0"/>
-          <w:color w:val="000000"/>
-          <w:sz w:val="24"/>
-          <w:szCs w:val="24"/>
-          <w:u w:val="none"/>
-          <w:shd w:fill="auto" w:val="clear"/>
-          <w:vertAlign w:val="baseline"/>
-        </w:rPr>
-      </w:pPr>
-      <w:r>
-        <w:rPr>
-          <w:rtl w:val="0"/>
-        </w:rPr>
+        <w:t>A identificação das colônias isoladas nos meios seletivos cromogênicos será realizada por espectrometria de massas MALDI-TOF MS, otimizando o tempo e a precisão do diagnóstico taxonômico:</w:t>
       </w:r>
     </w:p>
     <w:p>
@@ -10173,47 +9113,7 @@
         </w:rPr>
       </w:pPr>
       <w:r>
-        <w:rPr>
-          <w:rFonts w:ascii="Times New Roman" w:cs="Times New Roman" w:eastAsia="Times New Roman" w:hAnsi="Times New Roman"/>
-          <w:b w:val="1"/>
-          <w:bCs w:val="1"/>
-          <w:i w:val="0"/>
-          <w:iCs w:val="0"/>
-          <w:smallCaps w:val="0"/>
-          <w:strike w:val="0"/>
-          <w:color w:val="000000"/>
-          <w:sz w:val="24"/>
-          <w:szCs w:val="24"/>
-          <w:u w:val="none"/>
-          <w:shd w:fill="auto" w:val="clear"/>
-          <w:vertAlign w:val="baseline"/>
-          <w:rtl w:val="0"/>
-        </w:rPr>
-        <w:t xml:space="preserve">Triagem Inicial: </w:t>
-      </w:r>
-      <w:r>
-        <w:rPr>
-          <w:rFonts w:ascii="Times New Roman" w:cs="Times New Roman" w:eastAsia="Times New Roman" w:hAnsi="Times New Roman"/>
-          <w:b w:val="0"/>
-          <w:bCs w:val="0"/>
-          <w:i w:val="0"/>
-          <w:iCs w:val="0"/>
-          <w:smallCaps w:val="0"/>
-          <w:strike w:val="0"/>
-          <w:color w:val="000000"/>
-          <w:sz w:val="24"/>
-          <w:szCs w:val="24"/>
-          <w:u w:val="none"/>
-          <w:shd w:fill="auto" w:val="clear"/>
-          <w:vertAlign w:val="baseline"/>
-          <w:rtl w:val="0"/>
-        </w:rPr>
-        <w:t xml:space="preserve">Confirmação morfotintorial por coloração de Gram a partir de colônias isoladas nos meios seletivos.</w:t>
-      </w:r>
-      <w:r>
-        <w:rPr>
-          <w:rtl w:val="0"/>
-        </w:rPr>
+        <w:t>1. Triagem Inicial (Coloração de Gram): Confirmação morfotintorial por coloração de Gram a partir de colônias suspeitas isoladas nos meios cromogênicos, permitindo a verificação preliminar da morfologia bacteriana (cocos Gram-positivos ou bacilos Gram-negativos) e pureza das culturas.</w:t>
       </w:r>
     </w:p>
     <w:p>
@@ -10231,1242 +9131,7 @@
         <w:rPr/>
       </w:pPr>
       <w:r>
-        <w:rPr>
-          <w:rtl w:val="0"/>
-        </w:rPr>
-        <w:t xml:space="preserve">Confirmação de Suspeitas de MRSA (Cocos Gram-positivos em cacho):</w:t>
-      </w:r>
-    </w:p>
-    <w:p>
-      <w:pPr>
-        <w:keepNext w:val="0"/>
-        <w:keepLines w:val="0"/>
-        <w:pageBreakBefore w:val="0"/>
-        <w:widowControl w:val="0"/>
-        <w:pBdr>
-          <w:top w:space="0" w:sz="0" w:val="nil"/>
-          <w:left w:space="0" w:sz="0" w:val="nil"/>
-          <w:bottom w:space="0" w:sz="0" w:val="nil"/>
-          <w:right w:space="0" w:sz="0" w:val="nil"/>
-          <w:between w:space="0" w:sz="0" w:val="nil"/>
-        </w:pBdr>
-        <w:shd w:fill="auto" w:val="clear"/>
-        <w:spacing w:after="0" w:before="6" w:line="240" w:lineRule="auto"/>
-        <w:ind w:left="0" w:right="0" w:firstLine="0"/>
-        <w:jc w:val="left"/>
-        <w:rPr>
-          <w:rFonts w:ascii="Times New Roman" w:cs="Times New Roman" w:eastAsia="Times New Roman" w:hAnsi="Times New Roman"/>
-          <w:b w:val="1"/>
-          <w:bCs w:val="1"/>
-          <w:i w:val="0"/>
-          <w:iCs w:val="0"/>
-          <w:smallCaps w:val="0"/>
-          <w:strike w:val="0"/>
-          <w:color w:val="000000"/>
-          <w:sz w:val="24"/>
-          <w:szCs w:val="24"/>
-          <w:u w:val="none"/>
-          <w:shd w:fill="auto" w:val="clear"/>
-          <w:vertAlign w:val="baseline"/>
-        </w:rPr>
-      </w:pPr>
-      <w:r>
-        <w:rPr>
-          <w:rtl w:val="0"/>
-        </w:rPr>
-      </w:r>
-    </w:p>
-    <w:p>
-      <w:pPr>
-        <w:keepNext w:val="0"/>
-        <w:keepLines w:val="0"/>
-        <w:pageBreakBefore w:val="0"/>
-        <w:widowControl w:val="0"/>
-        <w:numPr>
-          <w:ilvl w:val="1"/>
-          <w:numId w:val="5"/>
-        </w:numPr>
-        <w:pBdr>
-          <w:top w:space="0" w:sz="0" w:val="nil"/>
-          <w:left w:space="0" w:sz="0" w:val="nil"/>
-          <w:bottom w:space="0" w:sz="0" w:val="nil"/>
-          <w:right w:space="0" w:sz="0" w:val="nil"/>
-          <w:between w:space="0" w:sz="0" w:val="nil"/>
-        </w:pBdr>
-        <w:shd w:fill="auto" w:val="clear"/>
-        <w:tabs>
-          <w:tab w:val="left" w:leader="none" w:pos="1227"/>
-        </w:tabs>
-        <w:spacing w:after="0" w:before="0" w:line="240" w:lineRule="auto"/>
-        <w:ind w:left="1227" w:right="0" w:hanging="186.00000000000009"/>
-        <w:jc w:val="left"/>
-        <w:rPr>
-          <w:smallCaps w:val="0"/>
-          <w:strike w:val="0"/>
-          <w:color w:val="000000"/>
-          <w:u w:val="none"/>
-          <w:shd w:fill="auto" w:val="clear"/>
-          <w:vertAlign w:val="baseline"/>
-        </w:rPr>
-      </w:pPr>
-      <w:r>
-        <w:rPr>
-          <w:rFonts w:ascii="Times New Roman" w:cs="Times New Roman" w:eastAsia="Times New Roman" w:hAnsi="Times New Roman"/>
-          <w:b w:val="0"/>
-          <w:bCs w:val="0"/>
-          <w:i w:val="1"/>
-          <w:iCs w:val="1"/>
-          <w:smallCaps w:val="0"/>
-          <w:strike w:val="0"/>
-          <w:color w:val="000000"/>
-          <w:sz w:val="24"/>
-          <w:szCs w:val="24"/>
-          <w:u w:val="none"/>
-          <w:shd w:fill="auto" w:val="clear"/>
-          <w:vertAlign w:val="baseline"/>
-          <w:rtl w:val="0"/>
-        </w:rPr>
-        <w:t xml:space="preserve">Teste de Catalase: </w:t>
-      </w:r>
-      <w:r>
-        <w:rPr>
-          <w:rFonts w:ascii="Times New Roman" w:cs="Times New Roman" w:eastAsia="Times New Roman" w:hAnsi="Times New Roman"/>
-          <w:b w:val="0"/>
-          <w:bCs w:val="0"/>
-          <w:i w:val="0"/>
-          <w:iCs w:val="0"/>
-          <w:smallCaps w:val="0"/>
-          <w:strike w:val="0"/>
-          <w:color w:val="000000"/>
-          <w:sz w:val="24"/>
-          <w:szCs w:val="24"/>
-          <w:u w:val="none"/>
-          <w:shd w:fill="auto" w:val="clear"/>
-          <w:vertAlign w:val="baseline"/>
-          <w:rtl w:val="0"/>
-        </w:rPr>
-        <w:t xml:space="preserve">Positivo para confirmação de </w:t>
-      </w:r>
-      <w:r>
-        <w:rPr>
-          <w:rFonts w:ascii="Times New Roman" w:cs="Times New Roman" w:eastAsia="Times New Roman" w:hAnsi="Times New Roman"/>
-          <w:b w:val="0"/>
-          <w:bCs w:val="0"/>
-          <w:i w:val="1"/>
-          <w:iCs w:val="1"/>
-          <w:smallCaps w:val="0"/>
-          <w:strike w:val="0"/>
-          <w:color w:val="000000"/>
-          <w:sz w:val="24"/>
-          <w:szCs w:val="24"/>
-          <w:u w:val="none"/>
-          <w:shd w:fill="auto" w:val="clear"/>
-          <w:vertAlign w:val="baseline"/>
-          <w:rtl w:val="0"/>
-        </w:rPr>
-        <w:t xml:space="preserve">Staphylococcus </w:t>
-      </w:r>
-      <w:r>
-        <w:rPr>
-          <w:rFonts w:ascii="Times New Roman" w:cs="Times New Roman" w:eastAsia="Times New Roman" w:hAnsi="Times New Roman"/>
-          <w:b w:val="0"/>
-          <w:bCs w:val="0"/>
-          <w:i w:val="0"/>
-          <w:iCs w:val="0"/>
-          <w:smallCaps w:val="0"/>
-          <w:strike w:val="0"/>
-          <w:color w:val="000000"/>
-          <w:sz w:val="24"/>
-          <w:szCs w:val="24"/>
-          <w:u w:val="none"/>
-          <w:shd w:fill="auto" w:val="clear"/>
-          <w:vertAlign w:val="baseline"/>
-          <w:rtl w:val="0"/>
-        </w:rPr>
-        <w:t xml:space="preserve">spp.</w:t>
-      </w:r>
-      <w:r>
-        <w:rPr>
-          <w:rtl w:val="0"/>
-        </w:rPr>
-      </w:r>
-    </w:p>
-    <w:p>
-      <w:pPr>
-        <w:keepNext w:val="0"/>
-        <w:keepLines w:val="0"/>
-        <w:pageBreakBefore w:val="0"/>
-        <w:widowControl w:val="0"/>
-        <w:numPr>
-          <w:ilvl w:val="1"/>
-          <w:numId w:val="5"/>
-        </w:numPr>
-        <w:pBdr>
-          <w:top w:space="0" w:sz="0" w:val="nil"/>
-          <w:left w:space="0" w:sz="0" w:val="nil"/>
-          <w:bottom w:space="0" w:sz="0" w:val="nil"/>
-          <w:right w:space="0" w:sz="0" w:val="nil"/>
-          <w:between w:space="0" w:sz="0" w:val="nil"/>
-        </w:pBdr>
-        <w:shd w:fill="auto" w:val="clear"/>
-        <w:tabs>
-          <w:tab w:val="left" w:leader="none" w:pos="1227"/>
-          <w:tab w:val="left" w:leader="none" w:pos="1236"/>
-        </w:tabs>
-        <w:spacing w:after="0" w:before="183" w:line="312" w:lineRule="auto"/>
-        <w:ind w:left="1236" w:right="1131" w:hanging="195"/>
-        <w:jc w:val="left"/>
-        <w:rPr>
-          <w:smallCaps w:val="0"/>
-          <w:strike w:val="0"/>
-          <w:color w:val="000000"/>
-          <w:u w:val="none"/>
-          <w:shd w:fill="auto" w:val="clear"/>
-          <w:vertAlign w:val="baseline"/>
-        </w:rPr>
-      </w:pPr>
-      <w:r>
-        <w:rPr>
-          <w:rFonts w:ascii="Times New Roman" w:cs="Times New Roman" w:eastAsia="Times New Roman" w:hAnsi="Times New Roman"/>
-          <w:b w:val="0"/>
-          <w:bCs w:val="0"/>
-          <w:i w:val="1"/>
-          <w:iCs w:val="1"/>
-          <w:smallCaps w:val="0"/>
-          <w:strike w:val="0"/>
-          <w:color w:val="000000"/>
-          <w:sz w:val="24"/>
-          <w:szCs w:val="24"/>
-          <w:u w:val="none"/>
-          <w:shd w:fill="auto" w:val="clear"/>
-          <w:vertAlign w:val="baseline"/>
-          <w:rtl w:val="0"/>
-        </w:rPr>
-        <w:t xml:space="preserve">Teste de Coagulase em tubo e lâmina: </w:t>
-      </w:r>
-      <w:r>
-        <w:rPr>
-          <w:rFonts w:ascii="Times New Roman" w:cs="Times New Roman" w:eastAsia="Times New Roman" w:hAnsi="Times New Roman"/>
-          <w:b w:val="0"/>
-          <w:bCs w:val="0"/>
-          <w:i w:val="0"/>
-          <w:iCs w:val="0"/>
-          <w:smallCaps w:val="0"/>
-          <w:strike w:val="0"/>
-          <w:color w:val="000000"/>
-          <w:sz w:val="24"/>
-          <w:szCs w:val="24"/>
-          <w:u w:val="none"/>
-          <w:shd w:fill="auto" w:val="clear"/>
-          <w:vertAlign w:val="baseline"/>
-          <w:rtl w:val="0"/>
-        </w:rPr>
-        <w:t xml:space="preserve">Positivo para identificação confirmatória de </w:t>
-      </w:r>
-      <w:r>
-        <w:rPr>
-          <w:rFonts w:ascii="Times New Roman" w:cs="Times New Roman" w:eastAsia="Times New Roman" w:hAnsi="Times New Roman"/>
-          <w:b w:val="0"/>
-          <w:bCs w:val="0"/>
-          <w:i w:val="1"/>
-          <w:iCs w:val="1"/>
-          <w:smallCaps w:val="0"/>
-          <w:strike w:val="0"/>
-          <w:color w:val="000000"/>
-          <w:sz w:val="24"/>
-          <w:szCs w:val="24"/>
-          <w:u w:val="none"/>
-          <w:shd w:fill="auto" w:val="clear"/>
-          <w:vertAlign w:val="baseline"/>
-          <w:rtl w:val="0"/>
-        </w:rPr>
-        <w:t xml:space="preserve">Staphylococcus aureus</w:t>
-      </w:r>
-      <w:r>
-        <w:rPr>
-          <w:rFonts w:ascii="Times New Roman" w:cs="Times New Roman" w:eastAsia="Times New Roman" w:hAnsi="Times New Roman"/>
-          <w:b w:val="0"/>
-          <w:bCs w:val="0"/>
-          <w:i w:val="0"/>
-          <w:iCs w:val="0"/>
-          <w:smallCaps w:val="0"/>
-          <w:strike w:val="0"/>
-          <w:color w:val="000000"/>
-          <w:sz w:val="24"/>
-          <w:szCs w:val="24"/>
-          <w:u w:val="none"/>
-          <w:shd w:fill="auto" w:val="clear"/>
-          <w:vertAlign w:val="baseline"/>
-          <w:rtl w:val="0"/>
-        </w:rPr>
-        <w:t xml:space="preserve">.</w:t>
-      </w:r>
-      <w:r>
-        <w:rPr>
-          <w:rtl w:val="0"/>
-        </w:rPr>
-      </w:r>
-    </w:p>
-    <w:p>
-      <w:pPr>
-        <w:keepNext w:val="0"/>
-        <w:keepLines w:val="0"/>
-        <w:pageBreakBefore w:val="0"/>
-        <w:widowControl w:val="0"/>
-        <w:numPr>
-          <w:ilvl w:val="1"/>
-          <w:numId w:val="5"/>
-        </w:numPr>
-        <w:pBdr>
-          <w:top w:space="0" w:sz="0" w:val="nil"/>
-          <w:left w:space="0" w:sz="0" w:val="nil"/>
-          <w:bottom w:space="0" w:sz="0" w:val="nil"/>
-          <w:right w:space="0" w:sz="0" w:val="nil"/>
-          <w:between w:space="0" w:sz="0" w:val="nil"/>
-        </w:pBdr>
-        <w:shd w:fill="auto" w:val="clear"/>
-        <w:tabs>
-          <w:tab w:val="left" w:leader="none" w:pos="1227"/>
-          <w:tab w:val="left" w:leader="none" w:pos="1242"/>
-        </w:tabs>
-        <w:spacing w:after="0" w:before="99" w:line="312" w:lineRule="auto"/>
-        <w:ind w:left="1242" w:right="1131" w:hanging="201.00000000000009"/>
-        <w:jc w:val="left"/>
-        <w:rPr>
-          <w:smallCaps w:val="0"/>
-          <w:strike w:val="0"/>
-          <w:color w:val="000000"/>
-          <w:u w:val="none"/>
-          <w:shd w:fill="auto" w:val="clear"/>
-          <w:vertAlign w:val="baseline"/>
-        </w:rPr>
-      </w:pPr>
-      <w:r>
-        <w:rPr>
-          <w:rFonts w:ascii="Times New Roman" w:cs="Times New Roman" w:eastAsia="Times New Roman" w:hAnsi="Times New Roman"/>
-          <w:b w:val="0"/>
-          <w:bCs w:val="0"/>
-          <w:i w:val="1"/>
-          <w:iCs w:val="1"/>
-          <w:smallCaps w:val="0"/>
-          <w:strike w:val="0"/>
-          <w:color w:val="000000"/>
-          <w:sz w:val="24"/>
-          <w:szCs w:val="24"/>
-          <w:u w:val="none"/>
-          <w:shd w:fill="auto" w:val="clear"/>
-          <w:vertAlign w:val="baseline"/>
-          <w:rtl w:val="0"/>
-        </w:rPr>
-        <w:t xml:space="preserve">Teste de DNase ou de aglutinação de látex: </w:t>
-      </w:r>
-      <w:r>
-        <w:rPr>
-          <w:rFonts w:ascii="Times New Roman" w:cs="Times New Roman" w:eastAsia="Times New Roman" w:hAnsi="Times New Roman"/>
-          <w:b w:val="0"/>
-          <w:bCs w:val="0"/>
-          <w:i w:val="0"/>
-          <w:iCs w:val="0"/>
-          <w:smallCaps w:val="0"/>
-          <w:strike w:val="0"/>
-          <w:color w:val="000000"/>
-          <w:sz w:val="24"/>
-          <w:szCs w:val="24"/>
-          <w:u w:val="none"/>
-          <w:shd w:fill="auto" w:val="clear"/>
-          <w:vertAlign w:val="baseline"/>
-          <w:rtl w:val="0"/>
-        </w:rPr>
-        <w:t xml:space="preserve">Utilizados como testes auxiliares para a confirmação taxonômica da espécie.</w:t>
-      </w:r>
-      <w:r>
-        <w:rPr>
-          <w:rtl w:val="0"/>
-        </w:rPr>
-      </w:r>
-    </w:p>
-    <w:p>
-      <w:pPr>
-        <w:pStyle w:val="Heading4"/>
-        <w:numPr>
-          <w:ilvl w:val="0"/>
-          <w:numId w:val="5"/>
-        </w:numPr>
-        <w:tabs>
-          <w:tab w:val="left" w:leader="none" w:pos="726"/>
-        </w:tabs>
-        <w:spacing w:before="198" w:lineRule="auto"/>
-        <w:ind w:left="726" w:hanging="296"/>
-        <w:rPr/>
-      </w:pPr>
-      <w:r>
-        <w:rPr>
-          <w:rtl w:val="0"/>
-        </w:rPr>
-        <w:t xml:space="preserve">Confirmação de Suspeitas de VRE (Cocos Gram-positivos em pares/cadeias curtas):</w:t>
-      </w:r>
-    </w:p>
-    <w:p>
-      <w:pPr>
-        <w:keepNext w:val="0"/>
-        <w:keepLines w:val="0"/>
-        <w:pageBreakBefore w:val="0"/>
-        <w:widowControl w:val="0"/>
-        <w:pBdr>
-          <w:top w:space="0" w:sz="0" w:val="nil"/>
-          <w:left w:space="0" w:sz="0" w:val="nil"/>
-          <w:bottom w:space="0" w:sz="0" w:val="nil"/>
-          <w:right w:space="0" w:sz="0" w:val="nil"/>
-          <w:between w:space="0" w:sz="0" w:val="nil"/>
-        </w:pBdr>
-        <w:shd w:fill="auto" w:val="clear"/>
-        <w:spacing w:after="0" w:before="6" w:line="240" w:lineRule="auto"/>
-        <w:ind w:left="0" w:right="0" w:firstLine="0"/>
-        <w:jc w:val="left"/>
-        <w:rPr>
-          <w:rFonts w:ascii="Times New Roman" w:cs="Times New Roman" w:eastAsia="Times New Roman" w:hAnsi="Times New Roman"/>
-          <w:b w:val="1"/>
-          <w:bCs w:val="1"/>
-          <w:i w:val="0"/>
-          <w:iCs w:val="0"/>
-          <w:smallCaps w:val="0"/>
-          <w:strike w:val="0"/>
-          <w:color w:val="000000"/>
-          <w:sz w:val="24"/>
-          <w:szCs w:val="24"/>
-          <w:u w:val="none"/>
-          <w:shd w:fill="auto" w:val="clear"/>
-          <w:vertAlign w:val="baseline"/>
-        </w:rPr>
-      </w:pPr>
-      <w:r>
-        <w:rPr>
-          <w:rtl w:val="0"/>
-        </w:rPr>
-      </w:r>
-    </w:p>
-    <w:p>
-      <w:pPr>
-        <w:keepNext w:val="0"/>
-        <w:keepLines w:val="0"/>
-        <w:pageBreakBefore w:val="0"/>
-        <w:widowControl w:val="0"/>
-        <w:numPr>
-          <w:ilvl w:val="1"/>
-          <w:numId w:val="5"/>
-        </w:numPr>
-        <w:pBdr>
-          <w:top w:space="0" w:sz="0" w:val="nil"/>
-          <w:left w:space="0" w:sz="0" w:val="nil"/>
-          <w:bottom w:space="0" w:sz="0" w:val="nil"/>
-          <w:right w:space="0" w:sz="0" w:val="nil"/>
-          <w:between w:space="0" w:sz="0" w:val="nil"/>
-        </w:pBdr>
-        <w:shd w:fill="auto" w:val="clear"/>
-        <w:tabs>
-          <w:tab w:val="left" w:leader="none" w:pos="1227"/>
-        </w:tabs>
-        <w:spacing w:after="0" w:before="0" w:line="240" w:lineRule="auto"/>
-        <w:ind w:left="1227" w:right="0" w:hanging="186.00000000000009"/>
-        <w:jc w:val="left"/>
-        <w:rPr>
-          <w:smallCaps w:val="0"/>
-          <w:strike w:val="0"/>
-          <w:color w:val="000000"/>
-          <w:u w:val="none"/>
-          <w:shd w:fill="auto" w:val="clear"/>
-          <w:vertAlign w:val="baseline"/>
-        </w:rPr>
-      </w:pPr>
-      <w:r>
-        <w:rPr>
-          <w:rFonts w:ascii="Times New Roman" w:cs="Times New Roman" w:eastAsia="Times New Roman" w:hAnsi="Times New Roman"/>
-          <w:b w:val="0"/>
-          <w:bCs w:val="0"/>
-          <w:i w:val="1"/>
-          <w:iCs w:val="1"/>
-          <w:smallCaps w:val="0"/>
-          <w:strike w:val="0"/>
-          <w:color w:val="000000"/>
-          <w:sz w:val="24"/>
-          <w:szCs w:val="24"/>
-          <w:u w:val="none"/>
-          <w:shd w:fill="auto" w:val="clear"/>
-          <w:vertAlign w:val="baseline"/>
-          <w:rtl w:val="0"/>
-        </w:rPr>
-        <w:t xml:space="preserve">Teste de Catalase: </w:t>
-      </w:r>
-      <w:r>
-        <w:rPr>
-          <w:rFonts w:ascii="Times New Roman" w:cs="Times New Roman" w:eastAsia="Times New Roman" w:hAnsi="Times New Roman"/>
-          <w:b w:val="0"/>
-          <w:bCs w:val="0"/>
-          <w:i w:val="0"/>
-          <w:iCs w:val="0"/>
-          <w:smallCaps w:val="0"/>
-          <w:strike w:val="0"/>
-          <w:color w:val="000000"/>
-          <w:sz w:val="24"/>
-          <w:szCs w:val="24"/>
-          <w:u w:val="none"/>
-          <w:shd w:fill="auto" w:val="clear"/>
-          <w:vertAlign w:val="baseline"/>
-          <w:rtl w:val="0"/>
-        </w:rPr>
-        <w:t xml:space="preserve">Negativo, característico do gênero.</w:t>
-      </w:r>
-      <w:r>
-        <w:rPr>
-          <w:rtl w:val="0"/>
-        </w:rPr>
-      </w:r>
-    </w:p>
-    <w:p>
-      <w:pPr>
-        <w:keepNext w:val="0"/>
-        <w:keepLines w:val="0"/>
-        <w:pageBreakBefore w:val="0"/>
-        <w:widowControl w:val="0"/>
-        <w:numPr>
-          <w:ilvl w:val="1"/>
-          <w:numId w:val="5"/>
-        </w:numPr>
-        <w:pBdr>
-          <w:top w:space="0" w:sz="0" w:val="nil"/>
-          <w:left w:space="0" w:sz="0" w:val="nil"/>
-          <w:bottom w:space="0" w:sz="0" w:val="nil"/>
-          <w:right w:space="0" w:sz="0" w:val="nil"/>
-          <w:between w:space="0" w:sz="0" w:val="nil"/>
-        </w:pBdr>
-        <w:shd w:fill="auto" w:val="clear"/>
-        <w:tabs>
-          <w:tab w:val="left" w:leader="none" w:pos="1233"/>
-          <w:tab w:val="left" w:leader="none" w:pos="1242"/>
-        </w:tabs>
-        <w:spacing w:after="0" w:before="183" w:line="312" w:lineRule="auto"/>
-        <w:ind w:left="1242" w:right="1131" w:hanging="201.00000000000009"/>
-        <w:jc w:val="left"/>
-        <w:rPr>
-          <w:smallCaps w:val="0"/>
-          <w:strike w:val="0"/>
-          <w:color w:val="000000"/>
-          <w:u w:val="none"/>
-          <w:shd w:fill="auto" w:val="clear"/>
-          <w:vertAlign w:val="baseline"/>
-        </w:rPr>
-      </w:pPr>
-      <w:r>
-        <w:rPr>
-          <w:rFonts w:ascii="Times New Roman" w:cs="Times New Roman" w:eastAsia="Times New Roman" w:hAnsi="Times New Roman"/>
-          <w:b w:val="0"/>
-          <w:bCs w:val="0"/>
-          <w:i w:val="1"/>
-          <w:iCs w:val="1"/>
-          <w:smallCaps w:val="0"/>
-          <w:strike w:val="0"/>
-          <w:color w:val="000000"/>
-          <w:sz w:val="24"/>
-          <w:szCs w:val="24"/>
-          <w:u w:val="none"/>
-          <w:shd w:fill="auto" w:val="clear"/>
-          <w:vertAlign w:val="baseline"/>
-          <w:rtl w:val="0"/>
-        </w:rPr>
-        <w:t xml:space="preserve">Prova de Hidrólise da Bile Esculina e Crescimento em NaCl 6,5%: </w:t>
-      </w:r>
-      <w:r>
-        <w:rPr>
-          <w:rFonts w:ascii="Times New Roman" w:cs="Times New Roman" w:eastAsia="Times New Roman" w:hAnsi="Times New Roman"/>
-          <w:b w:val="0"/>
-          <w:bCs w:val="0"/>
-          <w:i w:val="0"/>
-          <w:iCs w:val="0"/>
-          <w:smallCaps w:val="0"/>
-          <w:strike w:val="0"/>
-          <w:color w:val="000000"/>
-          <w:sz w:val="24"/>
-          <w:szCs w:val="24"/>
-          <w:u w:val="none"/>
-          <w:shd w:fill="auto" w:val="clear"/>
-          <w:vertAlign w:val="baseline"/>
-          <w:rtl w:val="0"/>
-        </w:rPr>
-        <w:t xml:space="preserve">Positivos para identificação de </w:t>
-      </w:r>
-      <w:r>
-        <w:rPr>
-          <w:rFonts w:ascii="Times New Roman" w:cs="Times New Roman" w:eastAsia="Times New Roman" w:hAnsi="Times New Roman"/>
-          <w:b w:val="0"/>
-          <w:bCs w:val="0"/>
-          <w:i w:val="1"/>
-          <w:iCs w:val="1"/>
-          <w:smallCaps w:val="0"/>
-          <w:strike w:val="0"/>
-          <w:color w:val="000000"/>
-          <w:sz w:val="24"/>
-          <w:szCs w:val="24"/>
-          <w:u w:val="none"/>
-          <w:shd w:fill="auto" w:val="clear"/>
-          <w:vertAlign w:val="baseline"/>
-          <w:rtl w:val="0"/>
-        </w:rPr>
-        <w:t xml:space="preserve">Enterococcus </w:t>
-      </w:r>
-      <w:r>
-        <w:rPr>
-          <w:rFonts w:ascii="Times New Roman" w:cs="Times New Roman" w:eastAsia="Times New Roman" w:hAnsi="Times New Roman"/>
-          <w:b w:val="0"/>
-          <w:bCs w:val="0"/>
-          <w:i w:val="0"/>
-          <w:iCs w:val="0"/>
-          <w:smallCaps w:val="0"/>
-          <w:strike w:val="0"/>
-          <w:color w:val="000000"/>
-          <w:sz w:val="24"/>
-          <w:szCs w:val="24"/>
-          <w:u w:val="none"/>
-          <w:shd w:fill="auto" w:val="clear"/>
-          <w:vertAlign w:val="baseline"/>
-          <w:rtl w:val="0"/>
-        </w:rPr>
-        <w:t xml:space="preserve">spp.</w:t>
-      </w:r>
-      <w:r>
-        <w:rPr>
-          <w:rtl w:val="0"/>
-        </w:rPr>
-      </w:r>
-    </w:p>
-    <w:p>
-      <w:pPr>
-        <w:keepNext w:val="0"/>
-        <w:keepLines w:val="0"/>
-        <w:pageBreakBefore w:val="0"/>
-        <w:widowControl w:val="0"/>
-        <w:numPr>
-          <w:ilvl w:val="1"/>
-          <w:numId w:val="5"/>
-        </w:numPr>
-        <w:pBdr>
-          <w:top w:space="0" w:sz="0" w:val="nil"/>
-          <w:left w:space="0" w:sz="0" w:val="nil"/>
-          <w:bottom w:space="0" w:sz="0" w:val="nil"/>
-          <w:right w:space="0" w:sz="0" w:val="nil"/>
-          <w:between w:space="0" w:sz="0" w:val="nil"/>
-        </w:pBdr>
-        <w:shd w:fill="auto" w:val="clear"/>
-        <w:tabs>
-          <w:tab w:val="left" w:leader="none" w:pos="1227"/>
-          <w:tab w:val="left" w:leader="none" w:pos="1242"/>
-        </w:tabs>
-        <w:spacing w:after="0" w:before="99" w:line="312" w:lineRule="auto"/>
-        <w:ind w:left="1242" w:right="958" w:hanging="201.00000000000009"/>
-        <w:jc w:val="left"/>
-        <w:rPr>
-          <w:smallCaps w:val="0"/>
-          <w:strike w:val="0"/>
-          <w:color w:val="000000"/>
-          <w:u w:val="none"/>
-          <w:shd w:fill="auto" w:val="clear"/>
-          <w:vertAlign w:val="baseline"/>
-        </w:rPr>
-      </w:pPr>
-      <w:r>
-        <w:rPr>
-          <w:rFonts w:ascii="Times New Roman" w:cs="Times New Roman" w:eastAsia="Times New Roman" w:hAnsi="Times New Roman"/>
-          <w:b w:val="0"/>
-          <w:bCs w:val="0"/>
-          <w:i w:val="1"/>
-          <w:iCs w:val="1"/>
-          <w:smallCaps w:val="0"/>
-          <w:strike w:val="0"/>
-          <w:color w:val="000000"/>
-          <w:sz w:val="24"/>
-          <w:szCs w:val="24"/>
-          <w:u w:val="none"/>
-          <w:shd w:fill="auto" w:val="clear"/>
-          <w:vertAlign w:val="baseline"/>
-          <w:rtl w:val="0"/>
-        </w:rPr>
-        <w:t xml:space="preserve">Testes de fermentação de carboidratos (ex: Arabinose, Metil-alfa-D-</w:t>
-      </w:r>
-      <w:r>
-        <w:rPr>
-          <w:i w:val="1"/>
-          <w:iCs w:val="1"/>
-          <w:sz w:val="24"/>
-          <w:szCs w:val="24"/>
-          <w:rtl w:val="0"/>
-        </w:rPr>
-        <w:t xml:space="preserve">glucopyranoside</w:t>
-      </w:r>
-      <w:r>
-        <w:rPr>
-          <w:rFonts w:ascii="Times New Roman" w:cs="Times New Roman" w:eastAsia="Times New Roman" w:hAnsi="Times New Roman"/>
-          <w:b w:val="0"/>
-          <w:bCs w:val="0"/>
-          <w:i w:val="1"/>
-          <w:iCs w:val="1"/>
-          <w:smallCaps w:val="0"/>
-          <w:strike w:val="0"/>
-          <w:color w:val="000000"/>
-          <w:sz w:val="24"/>
-          <w:szCs w:val="24"/>
-          <w:u w:val="none"/>
-          <w:shd w:fill="auto" w:val="clear"/>
-          <w:vertAlign w:val="baseline"/>
-          <w:rtl w:val="0"/>
-        </w:rPr>
-        <w:t xml:space="preserve">): </w:t>
-      </w:r>
-      <w:r>
-        <w:rPr>
-          <w:rFonts w:ascii="Times New Roman" w:cs="Times New Roman" w:eastAsia="Times New Roman" w:hAnsi="Times New Roman"/>
-          <w:b w:val="0"/>
-          <w:bCs w:val="0"/>
-          <w:i w:val="0"/>
-          <w:iCs w:val="0"/>
-          <w:smallCaps w:val="0"/>
-          <w:strike w:val="0"/>
-          <w:color w:val="000000"/>
-          <w:sz w:val="24"/>
-          <w:szCs w:val="24"/>
-          <w:u w:val="none"/>
-          <w:shd w:fill="auto" w:val="clear"/>
-          <w:vertAlign w:val="baseline"/>
-          <w:rtl w:val="0"/>
-        </w:rPr>
-        <w:t xml:space="preserve">Para diferenciação entre </w:t>
-      </w:r>
-      <w:r>
-        <w:rPr>
-          <w:rFonts w:ascii="Times New Roman" w:cs="Times New Roman" w:eastAsia="Times New Roman" w:hAnsi="Times New Roman"/>
-          <w:b w:val="0"/>
-          <w:bCs w:val="0"/>
-          <w:i w:val="1"/>
-          <w:iCs w:val="1"/>
-          <w:smallCaps w:val="0"/>
-          <w:strike w:val="0"/>
-          <w:color w:val="000000"/>
-          <w:sz w:val="24"/>
-          <w:szCs w:val="24"/>
-          <w:u w:val="none"/>
-          <w:shd w:fill="auto" w:val="clear"/>
-          <w:vertAlign w:val="baseline"/>
-          <w:rtl w:val="0"/>
-        </w:rPr>
-        <w:t xml:space="preserve">Enterococcus faecium </w:t>
-      </w:r>
-      <w:r>
-        <w:rPr>
-          <w:rFonts w:ascii="Times New Roman" w:cs="Times New Roman" w:eastAsia="Times New Roman" w:hAnsi="Times New Roman"/>
-          <w:b w:val="0"/>
-          <w:bCs w:val="0"/>
-          <w:i w:val="0"/>
-          <w:iCs w:val="0"/>
-          <w:smallCaps w:val="0"/>
-          <w:strike w:val="0"/>
-          <w:color w:val="000000"/>
-          <w:sz w:val="24"/>
-          <w:szCs w:val="24"/>
-          <w:u w:val="none"/>
-          <w:shd w:fill="auto" w:val="clear"/>
-          <w:vertAlign w:val="baseline"/>
-          <w:rtl w:val="0"/>
-        </w:rPr>
-        <w:t xml:space="preserve">(arabinose positivo) e </w:t>
-      </w:r>
-      <w:r>
-        <w:rPr>
-          <w:rFonts w:ascii="Times New Roman" w:cs="Times New Roman" w:eastAsia="Times New Roman" w:hAnsi="Times New Roman"/>
-          <w:b w:val="0"/>
-          <w:bCs w:val="0"/>
-          <w:i w:val="1"/>
-          <w:iCs w:val="1"/>
-          <w:smallCaps w:val="0"/>
-          <w:strike w:val="0"/>
-          <w:color w:val="000000"/>
-          <w:sz w:val="24"/>
-          <w:szCs w:val="24"/>
-          <w:u w:val="none"/>
-          <w:shd w:fill="auto" w:val="clear"/>
-          <w:vertAlign w:val="baseline"/>
-          <w:rtl w:val="0"/>
-        </w:rPr>
-        <w:t xml:space="preserve">Enterococcus faecalis </w:t>
-      </w:r>
-      <w:r>
-        <w:rPr>
-          <w:rFonts w:ascii="Times New Roman" w:cs="Times New Roman" w:eastAsia="Times New Roman" w:hAnsi="Times New Roman"/>
-          <w:b w:val="0"/>
-          <w:bCs w:val="0"/>
-          <w:i w:val="0"/>
-          <w:iCs w:val="0"/>
-          <w:smallCaps w:val="0"/>
-          <w:strike w:val="0"/>
-          <w:color w:val="000000"/>
-          <w:sz w:val="24"/>
-          <w:szCs w:val="24"/>
-          <w:u w:val="none"/>
-          <w:shd w:fill="auto" w:val="clear"/>
-          <w:vertAlign w:val="baseline"/>
-          <w:rtl w:val="0"/>
-        </w:rPr>
-        <w:t xml:space="preserve">(arabinose negativo).</w:t>
-      </w:r>
-      <w:r>
-        <w:rPr>
-          <w:rtl w:val="0"/>
-        </w:rPr>
-      </w:r>
-    </w:p>
-    <w:p>
-      <w:pPr>
-        <w:pStyle w:val="Heading4"/>
-        <w:numPr>
-          <w:ilvl w:val="0"/>
-          <w:numId w:val="5"/>
-        </w:numPr>
-        <w:tabs>
-          <w:tab w:val="left" w:leader="none" w:pos="726"/>
-        </w:tabs>
-        <w:spacing w:before="198" w:lineRule="auto"/>
-        <w:ind w:left="726" w:hanging="296"/>
-        <w:rPr/>
-      </w:pPr>
-      <w:r>
-        <w:rPr>
-          <w:rtl w:val="0"/>
-        </w:rPr>
-        <w:t xml:space="preserve">Confirmação de Suspeitas de KPC/CRE (Bacilos Gram-negativos):</w:t>
-      </w:r>
-    </w:p>
-    <w:p>
-      <w:pPr>
-        <w:keepNext w:val="0"/>
-        <w:keepLines w:val="0"/>
-        <w:pageBreakBefore w:val="0"/>
-        <w:widowControl w:val="0"/>
-        <w:pBdr>
-          <w:top w:space="0" w:sz="0" w:val="nil"/>
-          <w:left w:space="0" w:sz="0" w:val="nil"/>
-          <w:bottom w:space="0" w:sz="0" w:val="nil"/>
-          <w:right w:space="0" w:sz="0" w:val="nil"/>
-          <w:between w:space="0" w:sz="0" w:val="nil"/>
-        </w:pBdr>
-        <w:shd w:fill="auto" w:val="clear"/>
-        <w:spacing w:after="0" w:before="6" w:line="240" w:lineRule="auto"/>
-        <w:ind w:left="0" w:right="0" w:firstLine="0"/>
-        <w:jc w:val="left"/>
-        <w:rPr>
-          <w:rFonts w:ascii="Times New Roman" w:cs="Times New Roman" w:eastAsia="Times New Roman" w:hAnsi="Times New Roman"/>
-          <w:b w:val="1"/>
-          <w:bCs w:val="1"/>
-          <w:i w:val="0"/>
-          <w:iCs w:val="0"/>
-          <w:smallCaps w:val="0"/>
-          <w:strike w:val="0"/>
-          <w:color w:val="000000"/>
-          <w:sz w:val="24"/>
-          <w:szCs w:val="24"/>
-          <w:u w:val="none"/>
-          <w:shd w:fill="auto" w:val="clear"/>
-          <w:vertAlign w:val="baseline"/>
-        </w:rPr>
-      </w:pPr>
-      <w:r>
-        <w:rPr>
-          <w:rtl w:val="0"/>
-        </w:rPr>
-      </w:r>
-    </w:p>
-    <w:p>
-      <w:pPr>
-        <w:keepNext w:val="0"/>
-        <w:keepLines w:val="0"/>
-        <w:pageBreakBefore w:val="0"/>
-        <w:widowControl w:val="0"/>
-        <w:numPr>
-          <w:ilvl w:val="1"/>
-          <w:numId w:val="5"/>
-        </w:numPr>
-        <w:pBdr>
-          <w:top w:space="0" w:sz="0" w:val="nil"/>
-          <w:left w:space="0" w:sz="0" w:val="nil"/>
-          <w:bottom w:space="0" w:sz="0" w:val="nil"/>
-          <w:right w:space="0" w:sz="0" w:val="nil"/>
-          <w:between w:space="0" w:sz="0" w:val="nil"/>
-        </w:pBdr>
-        <w:shd w:fill="auto" w:val="clear"/>
-        <w:tabs>
-          <w:tab w:val="left" w:leader="none" w:pos="1227"/>
-          <w:tab w:val="left" w:leader="none" w:pos="1242"/>
-        </w:tabs>
-        <w:spacing w:after="0" w:before="0" w:line="312" w:lineRule="auto"/>
-        <w:ind w:left="1242" w:right="1092" w:hanging="201.00000000000009"/>
-        <w:jc w:val="both"/>
-        <w:rPr>
-          <w:smallCaps w:val="0"/>
-          <w:strike w:val="0"/>
-          <w:color w:val="000000"/>
-          <w:u w:val="none"/>
-          <w:shd w:fill="auto" w:val="clear"/>
-          <w:vertAlign w:val="baseline"/>
-        </w:rPr>
-      </w:pPr>
-      <w:r>
-        <w:rPr>
-          <w:rFonts w:ascii="Times New Roman" w:cs="Times New Roman" w:eastAsia="Times New Roman" w:hAnsi="Times New Roman"/>
-          <w:b w:val="0"/>
-          <w:bCs w:val="0"/>
-          <w:i w:val="1"/>
-          <w:iCs w:val="1"/>
-          <w:smallCaps w:val="0"/>
-          <w:strike w:val="0"/>
-          <w:color w:val="000000"/>
-          <w:sz w:val="24"/>
-          <w:szCs w:val="24"/>
-          <w:u w:val="none"/>
-          <w:shd w:fill="auto" w:val="clear"/>
-          <w:vertAlign w:val="baseline"/>
-          <w:rtl w:val="0"/>
-        </w:rPr>
-        <w:t xml:space="preserve">Teste de Oxidase: </w:t>
-      </w:r>
-      <w:r>
-        <w:rPr>
-          <w:rFonts w:ascii="Times New Roman" w:cs="Times New Roman" w:eastAsia="Times New Roman" w:hAnsi="Times New Roman"/>
-          <w:b w:val="0"/>
-          <w:bCs w:val="0"/>
-          <w:i w:val="0"/>
-          <w:iCs w:val="0"/>
-          <w:smallCaps w:val="0"/>
-          <w:strike w:val="0"/>
-          <w:color w:val="000000"/>
-          <w:sz w:val="24"/>
-          <w:szCs w:val="24"/>
-          <w:u w:val="none"/>
-          <w:shd w:fill="auto" w:val="clear"/>
-          <w:vertAlign w:val="baseline"/>
-          <w:rtl w:val="0"/>
-        </w:rPr>
-        <w:t xml:space="preserve">Diferenciação de </w:t>
-      </w:r>
-      <w:r>
-        <w:rPr>
-          <w:sz w:val="24"/>
-          <w:szCs w:val="24"/>
-          <w:rtl w:val="0"/>
-        </w:rPr>
-        <w:t xml:space="preserve">Enterobacteriales</w:t>
-      </w:r>
-      <w:r>
-        <w:rPr>
-          <w:rFonts w:ascii="Times New Roman" w:cs="Times New Roman" w:eastAsia="Times New Roman" w:hAnsi="Times New Roman"/>
-          <w:b w:val="0"/>
-          <w:bCs w:val="0"/>
-          <w:i w:val="0"/>
-          <w:iCs w:val="0"/>
-          <w:smallCaps w:val="0"/>
-          <w:strike w:val="0"/>
-          <w:color w:val="000000"/>
-          <w:sz w:val="24"/>
-          <w:szCs w:val="24"/>
-          <w:u w:val="none"/>
-          <w:shd w:fill="auto" w:val="clear"/>
-          <w:vertAlign w:val="baseline"/>
-          <w:rtl w:val="0"/>
-        </w:rPr>
-        <w:t xml:space="preserve"> (oxidase negativa) e não-fermentadores (</w:t>
-      </w:r>
-      <w:r>
-        <w:rPr>
-          <w:rFonts w:ascii="Times New Roman" w:cs="Times New Roman" w:eastAsia="Times New Roman" w:hAnsi="Times New Roman"/>
-          <w:b w:val="0"/>
-          <w:bCs w:val="0"/>
-          <w:i w:val="1"/>
-          <w:iCs w:val="1"/>
-          <w:smallCaps w:val="0"/>
-          <w:strike w:val="0"/>
-          <w:color w:val="000000"/>
-          <w:sz w:val="24"/>
-          <w:szCs w:val="24"/>
-          <w:u w:val="none"/>
-          <w:shd w:fill="auto" w:val="clear"/>
-          <w:vertAlign w:val="baseline"/>
-          <w:rtl w:val="0"/>
-        </w:rPr>
-        <w:t xml:space="preserve">Pseudomonas aeruginosa </w:t>
-      </w:r>
-      <w:r>
-        <w:rPr>
-          <w:rFonts w:ascii="Times New Roman" w:cs="Times New Roman" w:eastAsia="Times New Roman" w:hAnsi="Times New Roman"/>
-          <w:b w:val="0"/>
-          <w:bCs w:val="0"/>
-          <w:i w:val="0"/>
-          <w:iCs w:val="0"/>
-          <w:smallCaps w:val="0"/>
-          <w:strike w:val="0"/>
-          <w:color w:val="000000"/>
-          <w:sz w:val="24"/>
-          <w:szCs w:val="24"/>
-          <w:u w:val="none"/>
-          <w:shd w:fill="auto" w:val="clear"/>
-          <w:vertAlign w:val="baseline"/>
-          <w:rtl w:val="0"/>
-        </w:rPr>
-        <w:t xml:space="preserve">oxidase positiva, </w:t>
-      </w:r>
-      <w:r>
-        <w:rPr>
-          <w:rFonts w:ascii="Times New Roman" w:cs="Times New Roman" w:eastAsia="Times New Roman" w:hAnsi="Times New Roman"/>
-          <w:b w:val="0"/>
-          <w:bCs w:val="0"/>
-          <w:i w:val="1"/>
-          <w:iCs w:val="1"/>
-          <w:smallCaps w:val="0"/>
-          <w:strike w:val="0"/>
-          <w:color w:val="000000"/>
-          <w:sz w:val="24"/>
-          <w:szCs w:val="24"/>
-          <w:u w:val="none"/>
-          <w:shd w:fill="auto" w:val="clear"/>
-          <w:vertAlign w:val="baseline"/>
-          <w:rtl w:val="0"/>
-        </w:rPr>
-        <w:t xml:space="preserve">Acinetobacter baumannii </w:t>
-      </w:r>
-      <w:r>
-        <w:rPr>
-          <w:rFonts w:ascii="Times New Roman" w:cs="Times New Roman" w:eastAsia="Times New Roman" w:hAnsi="Times New Roman"/>
-          <w:b w:val="0"/>
-          <w:bCs w:val="0"/>
-          <w:i w:val="0"/>
-          <w:iCs w:val="0"/>
-          <w:smallCaps w:val="0"/>
-          <w:strike w:val="0"/>
-          <w:color w:val="000000"/>
-          <w:sz w:val="24"/>
-          <w:szCs w:val="24"/>
-          <w:u w:val="none"/>
-          <w:shd w:fill="auto" w:val="clear"/>
-          <w:vertAlign w:val="baseline"/>
-          <w:rtl w:val="0"/>
-        </w:rPr>
-        <w:t xml:space="preserve">oxidase negativa).</w:t>
-      </w:r>
-      <w:r>
-        <w:rPr>
-          <w:rtl w:val="0"/>
-        </w:rPr>
-      </w:r>
-    </w:p>
-    <w:p>
-      <w:pPr>
-        <w:keepNext w:val="0"/>
-        <w:keepLines w:val="0"/>
-        <w:pageBreakBefore w:val="0"/>
-        <w:widowControl w:val="0"/>
-        <w:numPr>
-          <w:ilvl w:val="1"/>
-          <w:numId w:val="5"/>
-        </w:numPr>
-        <w:pBdr>
-          <w:top w:space="0" w:sz="0" w:val="nil"/>
-          <w:left w:space="0" w:sz="0" w:val="nil"/>
-          <w:bottom w:space="0" w:sz="0" w:val="nil"/>
-          <w:right w:space="0" w:sz="0" w:val="nil"/>
-          <w:between w:space="0" w:sz="0" w:val="nil"/>
-        </w:pBdr>
-        <w:shd w:fill="auto" w:val="clear"/>
-        <w:tabs>
-          <w:tab w:val="left" w:leader="none" w:pos="1235"/>
-          <w:tab w:val="left" w:leader="none" w:pos="1242"/>
-        </w:tabs>
-        <w:spacing w:after="0" w:before="99" w:line="312" w:lineRule="auto"/>
-        <w:ind w:left="1242" w:right="1092" w:hanging="201.00000000000009"/>
-        <w:jc w:val="both"/>
-        <w:rPr>
-          <w:smallCaps w:val="0"/>
-          <w:strike w:val="0"/>
-          <w:color w:val="000000"/>
-          <w:u w:val="none"/>
-          <w:shd w:fill="auto" w:val="clear"/>
-          <w:vertAlign w:val="baseline"/>
-        </w:rPr>
-      </w:pPr>
-      <w:r>
-        <w:rPr>
-          <w:rFonts w:ascii="Times New Roman" w:cs="Times New Roman" w:eastAsia="Times New Roman" w:hAnsi="Times New Roman"/>
-          <w:b w:val="0"/>
-          <w:bCs w:val="0"/>
-          <w:i w:val="1"/>
-          <w:iCs w:val="1"/>
-          <w:smallCaps w:val="0"/>
-          <w:strike w:val="0"/>
-          <w:color w:val="000000"/>
-          <w:sz w:val="24"/>
-          <w:szCs w:val="24"/>
-          <w:u w:val="none"/>
-          <w:shd w:fill="auto" w:val="clear"/>
-          <w:vertAlign w:val="baseline"/>
-          <w:rtl w:val="0"/>
-        </w:rPr>
-        <w:t xml:space="preserve">Série Bioquímica Convencional (Meio Rugai modificado ou meios clássicos): </w:t>
-      </w:r>
-      <w:r>
-        <w:rPr>
-          <w:sz w:val="24"/>
-          <w:szCs w:val="24"/>
-          <w:rtl w:val="0"/>
-        </w:rPr>
-        <w:t xml:space="preserve">Inoculação</w:t>
-      </w:r>
-      <w:r>
-        <w:rPr>
-          <w:rFonts w:ascii="Times New Roman" w:cs="Times New Roman" w:eastAsia="Times New Roman" w:hAnsi="Times New Roman"/>
-          <w:b w:val="0"/>
-          <w:bCs w:val="0"/>
-          <w:i w:val="0"/>
-          <w:iCs w:val="0"/>
-          <w:smallCaps w:val="0"/>
-          <w:strike w:val="0"/>
-          <w:color w:val="000000"/>
-          <w:sz w:val="24"/>
-          <w:szCs w:val="24"/>
-          <w:u w:val="none"/>
-          <w:shd w:fill="auto" w:val="clear"/>
-          <w:vertAlign w:val="baseline"/>
-          <w:rtl w:val="0"/>
-        </w:rPr>
-        <w:t xml:space="preserve"> em meios para verificação de produção de gás e sulfeto de hidrogênio (H</w:t>
-      </w:r>
-      <w:r>
-        <w:rPr>
-          <w:rFonts w:ascii="Times New Roman" w:cs="Times New Roman" w:eastAsia="Times New Roman" w:hAnsi="Times New Roman"/>
-          <w:b w:val="0"/>
-          <w:bCs w:val="0"/>
-          <w:i w:val="0"/>
-          <w:iCs w:val="0"/>
-          <w:smallCaps w:val="0"/>
-          <w:strike w:val="0"/>
-          <w:color w:val="000000"/>
-          <w:sz w:val="24"/>
-          <w:szCs w:val="24"/>
-          <w:u w:val="none"/>
-          <w:shd w:fill="auto" w:val="clear"/>
-          <w:vertAlign w:val="subscript"/>
-          <w:rtl w:val="0"/>
-        </w:rPr>
-        <w:t xml:space="preserve">2</w:t>
-      </w:r>
-      <w:r>
-        <w:rPr>
-          <w:rFonts w:ascii="Times New Roman" w:cs="Times New Roman" w:eastAsia="Times New Roman" w:hAnsi="Times New Roman"/>
-          <w:b w:val="0"/>
-          <w:bCs w:val="0"/>
-          <w:i w:val="0"/>
-          <w:iCs w:val="0"/>
-          <w:smallCaps w:val="0"/>
-          <w:strike w:val="0"/>
-          <w:color w:val="000000"/>
-          <w:sz w:val="24"/>
-          <w:szCs w:val="24"/>
-          <w:u w:val="none"/>
-          <w:shd w:fill="auto" w:val="clear"/>
-          <w:vertAlign w:val="baseline"/>
-          <w:rtl w:val="0"/>
-        </w:rPr>
-        <w:t xml:space="preserve">S), fermentação de glicose, sacarose e lactose (TSI), descarboxilação da lisina (LIA), motilidade e indol (MIO), utilização de citrato (Citrato de Simmons) e urease.</w:t>
-      </w:r>
-      <w:r>
-        <w:rPr>
-          <w:rtl w:val="0"/>
-        </w:rPr>
-      </w:r>
-    </w:p>
-    <w:p>
-      <w:pPr>
-        <w:keepNext w:val="0"/>
-        <w:keepLines w:val="0"/>
-        <w:pageBreakBefore w:val="0"/>
-        <w:widowControl w:val="0"/>
-        <w:numPr>
-          <w:ilvl w:val="1"/>
-          <w:numId w:val="5"/>
-        </w:numPr>
-        <w:pBdr>
-          <w:top w:space="0" w:sz="0" w:val="nil"/>
-          <w:left w:space="0" w:sz="0" w:val="nil"/>
-          <w:bottom w:space="0" w:sz="0" w:val="nil"/>
-          <w:right w:space="0" w:sz="0" w:val="nil"/>
-          <w:between w:space="0" w:sz="0" w:val="nil"/>
-        </w:pBdr>
-        <w:shd w:fill="auto" w:val="clear"/>
-        <w:tabs>
-          <w:tab w:val="left" w:leader="none" w:pos="1227"/>
-          <w:tab w:val="left" w:leader="none" w:pos="1242"/>
-        </w:tabs>
-        <w:spacing w:after="0" w:before="99" w:line="312" w:lineRule="auto"/>
-        <w:ind w:left="1242" w:right="1131" w:hanging="201.00000000000009"/>
-        <w:jc w:val="both"/>
-        <w:rPr>
-          <w:smallCaps w:val="0"/>
-          <w:strike w:val="0"/>
-          <w:color w:val="000000"/>
-          <w:u w:val="none"/>
-          <w:shd w:fill="auto" w:val="clear"/>
-          <w:vertAlign w:val="baseline"/>
-        </w:rPr>
-        <w:sectPr>
-          <w:type w:val="nextPage"/>
-          <w:pgSz w:h="16840" w:w="11910" w:orient="portrait"/>
-          <w:pgMar w:bottom="740" w:top="1520" w:left="1559" w:right="0" w:header="0" w:footer="557"/>
-        </w:sectPr>
-      </w:pPr>
-      <w:r>
-        <w:rPr>
-          <w:rFonts w:ascii="Times New Roman" w:cs="Times New Roman" w:eastAsia="Times New Roman" w:hAnsi="Times New Roman"/>
-          <w:b w:val="0"/>
-          <w:bCs w:val="0"/>
-          <w:i w:val="1"/>
-          <w:iCs w:val="1"/>
-          <w:smallCaps w:val="0"/>
-          <w:strike w:val="0"/>
-          <w:color w:val="000000"/>
-          <w:sz w:val="24"/>
-          <w:szCs w:val="24"/>
-          <w:u w:val="none"/>
-          <w:shd w:fill="auto" w:val="clear"/>
-          <w:vertAlign w:val="baseline"/>
-          <w:rtl w:val="0"/>
-        </w:rPr>
-        <w:t xml:space="preserve">Testes Fenotípicos de Triagem de Carbapenemase (Blue-Carba ou teste de inibição da carbapenemase com ácido borônico/EDTA): </w:t>
-      </w:r>
-      <w:r>
-        <w:rPr>
-          <w:rFonts w:ascii="Times New Roman" w:cs="Times New Roman" w:eastAsia="Times New Roman" w:hAnsi="Times New Roman"/>
-          <w:b w:val="0"/>
-          <w:bCs w:val="0"/>
-          <w:i w:val="0"/>
-          <w:iCs w:val="0"/>
-          <w:smallCaps w:val="0"/>
-          <w:strike w:val="0"/>
-          <w:color w:val="000000"/>
-          <w:sz w:val="24"/>
-          <w:szCs w:val="24"/>
-          <w:u w:val="none"/>
-          <w:shd w:fill="auto" w:val="clear"/>
-          <w:vertAlign w:val="baseline"/>
-          <w:rtl w:val="0"/>
-        </w:rPr>
-        <w:t xml:space="preserve">Realizados para confirmar a produção de carbapenemase e diferenciar as classes (como KPC vs. metalobetalactamases).</w:t>
-      </w:r>
-      <w:r>
-        <w:rPr>
-          <w:rtl w:val="0"/>
-        </w:rPr>
+        <w:t>2. Identificação por Espectrometria de Massas MALDI-TOF MS: As colônias isoladas serão submetidas à identificação em nível de gênero e espécie pela tecnologia MALDI-TOF MS (Matrix-Assisted Laser Desorption/Ionization Time-of-Flight Mass Spectrometry). Pequenas frações das colônias puras serão transferidas para placas metálicas de aço (placa de alvo), recobertas com uma matriz orgânica apropriada (geralmente ácido alfa-ciano-4-hidroxicinâmico - HCCA) e analisadas no espectrômetro de massas. Os perfis espectrais de proteínas obtidos (principalmente proteínas ribossomais) serão comparados eletronicamente com o banco de dados do fabricante do equipamento (ex. MALDI Biotyper), gerando scores de identificação confiáveis para a espécie bacteriana analisada.</w:t>
       </w:r>
     </w:p>
     <w:p>
@@ -13490,23 +11155,7 @@
         </w:rPr>
       </w:pPr>
       <w:r>
-        <w:rPr>
-          <w:rFonts w:ascii="Times New Roman" w:cs="Times New Roman" w:eastAsia="Times New Roman" w:hAnsi="Times New Roman"/>
-          <w:b w:val="0"/>
-          <w:bCs w:val="0"/>
-          <w:i w:val="0"/>
-          <w:iCs w:val="0"/>
-          <w:smallCaps w:val="0"/>
-          <w:strike w:val="0"/>
-          <w:color w:val="000000"/>
-          <w:sz w:val="24"/>
-          <w:szCs w:val="24"/>
-          <w:u w:val="none"/>
-          <w:shd w:fill="auto" w:val="clear"/>
-          <w:vertAlign w:val="baseline"/>
-          <w:rtl w:val="0"/>
-        </w:rPr>
-        <w:t xml:space="preserve">A presente proposta de pesquisa caracteriza-se como um estudo in vitro de vigilância ambiental no qual as amostras microbiológicas são isoladas exclusivamente a partir de superfícies inanimadas coletivas e públicas instaladas no ambiente físico hospitalar (grades de cama, hastes de soro, painéis eletrônicos e cortinas). Não haverá qualquer coleta de fluidos biológicos humanos, aplicação de questionários, análise de prontuários clínicos, ou procedimentos de intervenção direta ou indireta em pacientes, acompanhantes ou profissionais de saúde.</w:t>
+        <w:t>A presente proposta de pesquisa caracteriza-se como um estudo in vitro de vigilância ambiental no qual as amostras microbiológicas são isoladas exclusivamente a partir de superfícies inanimadas coletivas e públicas instaladas no ambiente físico hospitalar (maçanetas de portas, hastes de soro, painéis eletrônicos e cortinas). Não haverá qualquer coleta de fluidos biológicos humanos, aplicação de questionários, análise de prontuários clínicos, ou procedimentos de intervenção direta ou indireta em pacientes, acompanhantes ou profissionais de saúde.</w:t>
       </w:r>
     </w:p>
     <w:p>
@@ -14088,74 +11737,7 @@
         </w:rPr>
       </w:pPr>
       <w:r>
-        <w:rPr>
-          <w:rFonts w:ascii="Times New Roman" w:cs="Times New Roman" w:eastAsia="Times New Roman" w:hAnsi="Times New Roman"/>
-          <w:b w:val="1"/>
-          <w:bCs w:val="1"/>
-          <w:i w:val="0"/>
-          <w:iCs w:val="0"/>
-          <w:smallCaps w:val="0"/>
-          <w:strike w:val="0"/>
-          <w:color w:val="000000"/>
-          <w:sz w:val="24"/>
-          <w:szCs w:val="24"/>
-          <w:u w:val="none"/>
-          <w:shd w:fill="auto" w:val="clear"/>
-          <w:vertAlign w:val="baseline"/>
-          <w:rtl w:val="0"/>
-        </w:rPr>
-        <w:t xml:space="preserve">Subsídio a Protocolos de Barreira e Higiene: </w:t>
-      </w:r>
-      <w:r>
-        <w:rPr>
-          <w:rFonts w:ascii="Times New Roman" w:cs="Times New Roman" w:eastAsia="Times New Roman" w:hAnsi="Times New Roman"/>
-          <w:b w:val="0"/>
-          <w:bCs w:val="0"/>
-          <w:i w:val="0"/>
-          <w:iCs w:val="0"/>
-          <w:smallCaps w:val="0"/>
-          <w:strike w:val="0"/>
-          <w:color w:val="000000"/>
-          <w:sz w:val="24"/>
-          <w:szCs w:val="24"/>
-          <w:u w:val="none"/>
-          <w:shd w:fill="auto" w:val="clear"/>
-          <w:vertAlign w:val="baseline"/>
-          <w:rtl w:val="0"/>
-        </w:rPr>
-        <w:t xml:space="preserve">Elaborar um relatório técnico analítico detalhado e direcionado à Comissão de Controle de Infecção Hospitalar (CCIH/SCIH) e ao Serviço de Higiene e Limpeza. Estes dados empíricos servirão de base para </w:t>
-      </w:r>
-      <w:r>
-        <w:rPr>
-          <w:sz w:val="24"/>
-          <w:szCs w:val="24"/>
-          <w:rtl w:val="0"/>
-        </w:rPr>
-        <w:t xml:space="preserve">fundamentar</w:t>
-      </w:r>
-      <w:r>
-        <w:rPr>
-          <w:rFonts w:ascii="Times New Roman" w:cs="Times New Roman" w:eastAsia="Times New Roman" w:hAnsi="Times New Roman"/>
-          <w:b w:val="0"/>
-          <w:bCs w:val="0"/>
-          <w:i w:val="0"/>
-          <w:iCs w:val="0"/>
-          <w:smallCaps w:val="0"/>
-          <w:strike w:val="0"/>
-          <w:color w:val="000000"/>
-          <w:sz w:val="24"/>
-          <w:szCs w:val="24"/>
-          <w:u w:val="none"/>
-          <w:shd w:fill="auto" w:val="clear"/>
-          <w:vertAlign w:val="baseline"/>
-          <w:rtl w:val="0"/>
-        </w:rPr>
-        <w:t xml:space="preserve"> a implantação de precauções de contato adicionais, revisão dos cronogramas de troca/lavagem de cortinas de leito e especificação dos saneantes ideais para desinfecção dos painéis eletrônicos e grades.</w:t>
-      </w:r>
-      <w:r>
-        <w:rPr>
-          <w:rtl w:val="0"/>
-        </w:rPr>
+        <w:t>Subsídio a Protocolos de Barreira e Higiene: Elaborar um relatório técnico analítico detalhado e direcionado à Comissão de Controle de Infecção Hospitalar (CCIH/SCIH) e ao Serviço de Higiene e Limpeza. Estes dados empíricos servirão de base para fundamentar a implantação de precauções de contato adicionais, revisão dos cronogramas de troca/lavagem de cortinas de leito e especificação dos saneantes ideais para desinfecção dos painéis eletrônicos e maçanetas.</w:t>
       </w:r>
     </w:p>
     <w:p>
@@ -29477,23 +27059,7 @@
         </w:rPr>
       </w:pPr>
       <w:r>
-        <w:rPr>
-          <w:rFonts w:ascii="Times New Roman" w:cs="Times New Roman" w:eastAsia="Times New Roman" w:hAnsi="Times New Roman"/>
-          <w:b w:val="0"/>
-          <w:bCs w:val="0"/>
-          <w:i w:val="0"/>
-          <w:iCs w:val="0"/>
-          <w:smallCaps w:val="0"/>
-          <w:strike w:val="0"/>
-          <w:color w:val="000000"/>
-          <w:sz w:val="24"/>
-          <w:szCs w:val="24"/>
-          <w:u w:val="none"/>
-          <w:shd w:fill="auto" w:val="clear"/>
-          <w:vertAlign w:val="baseline"/>
-          <w:rtl w:val="0"/>
-        </w:rPr>
-        <w:t xml:space="preserve">Declaro que esta instituição autoriza a coleta de dados microbiológicos por meio de swabs friccionados em superfícies inanimadas públicas de uso coletivo (grades de leitos, cortinas de leitos, suportes de soro e painéis de controle de bombas de infusão), em enfermarias sob jurisdição técnica desta administração.</w:t>
+        <w:t>Declaro que esta instituição autoriza a coleta de dados microbiológicos por meio de swabs friccionados em superfícies inanimadas públicas de uso coletivo (maçanetas de portas, cortinas de leitos, suportes de soro e painéis de controle de bombas de infusão), em enfermarias sob jurisdição técnica desta administração.</w:t>
       </w:r>
     </w:p>
     <w:p>
@@ -30379,33 +27945,10 @@
         <w:rPr/>
       </w:pPr>
       <w:r>
-        <w:rPr>
-          <w:rtl w:val="0"/>
-        </w:rPr>
-        <w:t xml:space="preserve">Identificador do Leito (Código): </w:t>
-      </w:r>
-      <w:r>
-        <w:rPr>
-          <w:b w:val="0"/>
-          <w:bCs w:val="0"/>
-          <w:u w:val="single"/>
-          <w:rtl w:val="0"/>
-        </w:rPr>
+        <w:t xml:space="preserve">Identificador da Porta/Quarto (Código): </w:t>
         <w:tab/>
-      </w:r>
-      <w:r>
-        <w:rPr>
-          <w:b w:val="0"/>
-          <w:bCs w:val="0"/>
-          <w:rtl w:val="0"/>
-        </w:rPr>
         <w:tab/>
-      </w:r>
-      <w:r>
-        <w:rPr>
-          <w:rtl w:val="0"/>
-        </w:rPr>
-        <w:t xml:space="preserve">Enfermaria / Setor:</w:t>
+        <w:t>Enfermaria / Setor:</w:t>
       </w:r>
     </w:p>
     <w:p>
@@ -31271,137 +28814,16 @@
         <w:tc>
           <w:tcPr/>
           <w:p>
-            <w:pPr>
-              <w:keepNext w:val="0"/>
-              <w:keepLines w:val="0"/>
-              <w:widowControl w:val="0"/>
-              <w:pBdr>
-                <w:top w:space="0" w:sz="0" w:val="nil"/>
-                <w:left w:space="0" w:sz="0" w:val="nil"/>
-                <w:bottom w:space="0" w:sz="0" w:val="nil"/>
-                <w:right w:space="0" w:sz="0" w:val="nil"/>
-                <w:between w:space="0" w:sz="0" w:val="nil"/>
-              </w:pBdr>
-              <w:shd w:fill="auto" w:val="clear"/>
-              <w:tabs>
-                <w:tab w:val="left" w:leader="none" w:pos="1356"/>
-              </w:tabs>
-              <w:spacing w:after="0" w:before="0" w:line="253" w:lineRule="auto"/>
-              <w:ind w:left="0" w:right="82" w:firstLine="0"/>
-              <w:jc w:val="center"/>
-              <w:rPr>
-                <w:rFonts w:ascii="Times New Roman" w:cs="Times New Roman" w:eastAsia="Times New Roman" w:hAnsi="Times New Roman"/>
-                <w:b w:val="0"/>
-                <w:bCs w:val="0"/>
-                <w:i w:val="0"/>
-                <w:iCs w:val="0"/>
-                <w:smallCaps w:val="0"/>
-                <w:strike w:val="0"/>
-                <w:color w:val="000000"/>
-                <w:sz w:val="24"/>
-                <w:szCs w:val="24"/>
-                <w:u w:val="none"/>
-                <w:shd w:fill="auto" w:val="clear"/>
-                <w:vertAlign w:val="baseline"/>
-              </w:rPr>
-            </w:pPr>
-            <w:r>
-              <w:rPr>
-                <w:rFonts w:ascii="Times New Roman" w:cs="Times New Roman" w:eastAsia="Times New Roman" w:hAnsi="Times New Roman"/>
-                <w:b w:val="0"/>
-                <w:bCs w:val="0"/>
-                <w:i w:val="0"/>
-                <w:iCs w:val="0"/>
-                <w:smallCaps w:val="0"/>
-                <w:strike w:val="0"/>
-                <w:color w:val="000000"/>
-                <w:sz w:val="24"/>
-                <w:szCs w:val="24"/>
-                <w:u w:val="none"/>
-                <w:shd w:fill="auto" w:val="clear"/>
-                <w:vertAlign w:val="baseline"/>
-                <w:rtl w:val="0"/>
-              </w:rPr>
-              <w:t xml:space="preserve">GRD-</w:t>
-            </w:r>
-            <w:r>
-              <w:rPr>
-                <w:rFonts w:ascii="Times New Roman" w:cs="Times New Roman" w:eastAsia="Times New Roman" w:hAnsi="Times New Roman"/>
-                <w:b w:val="0"/>
-                <w:bCs w:val="0"/>
-                <w:i w:val="0"/>
-                <w:iCs w:val="0"/>
-                <w:smallCaps w:val="0"/>
-                <w:strike w:val="0"/>
-                <w:color w:val="000000"/>
-                <w:sz w:val="24"/>
-                <w:szCs w:val="24"/>
-                <w:u w:val="single"/>
-                <w:shd w:fill="auto" w:val="clear"/>
-                <w:vertAlign w:val="baseline"/>
-                <w:rtl w:val="0"/>
-              </w:rPr>
-              <w:tab/>
-            </w:r>
-            <w:r>
-              <w:rPr>
-                <w:rtl w:val="0"/>
-              </w:rPr>
-            </w:r>
-          </w:p>
-        </w:tc>
-        <w:tc>
-          <w:tcPr/>
-          <w:p>
-            <w:pPr>
-              <w:keepNext w:val="0"/>
-              <w:keepLines w:val="0"/>
-              <w:widowControl w:val="0"/>
-              <w:pBdr>
-                <w:top w:space="0" w:sz="0" w:val="nil"/>
-                <w:left w:space="0" w:sz="0" w:val="nil"/>
-                <w:bottom w:space="0" w:sz="0" w:val="nil"/>
-                <w:right w:space="0" w:sz="0" w:val="nil"/>
-                <w:between w:space="0" w:sz="0" w:val="nil"/>
-              </w:pBdr>
-              <w:shd w:fill="auto" w:val="clear"/>
-              <w:spacing w:after="0" w:before="0" w:line="253" w:lineRule="auto"/>
-              <w:ind w:left="118" w:right="0" w:firstLine="0"/>
-              <w:jc w:val="left"/>
-              <w:rPr>
-                <w:rFonts w:ascii="Times New Roman" w:cs="Times New Roman" w:eastAsia="Times New Roman" w:hAnsi="Times New Roman"/>
-                <w:b w:val="0"/>
-                <w:bCs w:val="0"/>
-                <w:i w:val="0"/>
-                <w:iCs w:val="0"/>
-                <w:smallCaps w:val="0"/>
-                <w:strike w:val="0"/>
-                <w:color w:val="000000"/>
-                <w:sz w:val="24"/>
-                <w:szCs w:val="24"/>
-                <w:u w:val="none"/>
-                <w:shd w:fill="auto" w:val="clear"/>
-                <w:vertAlign w:val="baseline"/>
-              </w:rPr>
-            </w:pPr>
-            <w:r>
-              <w:rPr>
-                <w:rFonts w:ascii="Times New Roman" w:cs="Times New Roman" w:eastAsia="Times New Roman" w:hAnsi="Times New Roman"/>
-                <w:b w:val="0"/>
-                <w:bCs w:val="0"/>
-                <w:i w:val="0"/>
-                <w:iCs w:val="0"/>
-                <w:smallCaps w:val="0"/>
-                <w:strike w:val="0"/>
-                <w:color w:val="000000"/>
-                <w:sz w:val="24"/>
-                <w:szCs w:val="24"/>
-                <w:u w:val="none"/>
-                <w:shd w:fill="auto" w:val="clear"/>
-                <w:vertAlign w:val="baseline"/>
-                <w:rtl w:val="0"/>
-              </w:rPr>
-              <w:t xml:space="preserve">Grade do Leito</w:t>
+            <w:r>
+              <w:t>MAC-</w:t>
+            </w:r>
+          </w:p>
+        </w:tc>
+        <w:tc>
+          <w:tcPr/>
+          <w:p>
+            <w:r>
+              <w:t>Maçaneta da Porta</w:t>
             </w:r>
           </w:p>
         </w:tc>
